--- a/회의/DirectX12_이펙트_라이브러리_매뉴얼.docx
+++ b/회의/DirectX12_이펙트_라이브러리_매뉴얼.docx
@@ -1,6 +1,6 @@
 
 <file path=word/document.xml><?xml version="1.0" encoding="utf-8"?>
-<w:document xmlns:wpc="http://schemas.microsoft.com/office/word/2010/wordprocessingCanvas" xmlns:cx="http://schemas.microsoft.com/office/drawing/2014/chartex" xmlns:cx1="http://schemas.microsoft.com/office/drawing/2015/9/8/chartex" xmlns:cx2="http://schemas.microsoft.com/office/drawing/2015/10/21/chartex" xmlns:cx3="http://schemas.microsoft.com/office/drawing/2016/5/9/chartex" xmlns:cx4="http://schemas.microsoft.com/office/drawing/2016/5/10/chartex" xmlns:cx5="http://schemas.microsoft.com/office/drawing/2016/5/11/chartex" xmlns:cx6="http://schemas.microsoft.com/office/drawing/2016/5/12/chartex" xmlns:cx7="http://schemas.microsoft.com/office/drawing/2016/5/13/chartex" xmlns:cx8="http://schemas.microsoft.com/office/drawing/2016/5/14/chartex" xmlns:mc="http://schemas.openxmlformats.org/markup-compatibility/2006" xmlns:aink="http://schemas.microsoft.com/office/drawing/2016/ink" xmlns:am3d="http://schemas.microsoft.com/office/drawing/2017/model3d" xmlns:o="urn:schemas-microsoft-com:office:office" xmlns:oel="http://schemas.microsoft.com/office/2019/extlst" xmlns:r="http://schemas.openxmlformats.org/officeDocument/2006/relationships" xmlns:m="http://schemas.openxmlformats.org/officeDocument/2006/math" xmlns:v="urn:schemas-microsoft-com:vml" xmlns:wp14="http://schemas.microsoft.com/office/word/2010/wordprocessingDrawing" xmlns:wp="http://schemas.openxmlformats.org/drawingml/2006/wordprocessingDrawing" xmlns:w10="urn:schemas-microsoft-com:office:word" xmlns:w="http://schemas.openxmlformats.org/wordprocessingml/2006/main" xmlns:w14="http://schemas.microsoft.com/office/word/2010/wordml" xmlns:w15="http://schemas.microsoft.com/office/word/2012/wordml" xmlns:w16cex="http://schemas.microsoft.com/office/word/2018/wordml/cex" xmlns:w16cid="http://schemas.microsoft.com/office/word/2016/wordml/cid" xmlns:w16="http://schemas.microsoft.com/office/word/2018/wordml" xmlns:w16du="http://schemas.microsoft.com/office/word/2023/wordml/word16du" xmlns:w16sdtdh="http://schemas.microsoft.com/office/word/2020/wordml/sdtdatahash" xmlns:w16sdtfl="http://schemas.microsoft.com/office/word/2024/wordml/sdtformatlock" xmlns:w16se="http://schemas.microsoft.com/office/word/2015/wordml/symex" xmlns:wpg="http://schemas.microsoft.com/office/word/2010/wordprocessingGroup" xmlns:wpi="http://schemas.microsoft.com/office/word/2010/wordprocessingInk" xmlns:wne="http://schemas.microsoft.com/office/word/2006/wordml" xmlns:wps="http://schemas.microsoft.com/office/word/2010/wordprocessingShape" mc:Ignorable="w14 w15 w16se w16cid w16 w16cex w16sdtdh w16sdtfl w16du wp14">
+<w:document xmlns:wpc="http://schemas.microsoft.com/office/word/2010/wordprocessingCanvas" xmlns:cx="http://schemas.microsoft.com/office/drawing/2014/chartex" xmlns:cx1="http://schemas.microsoft.com/office/drawing/2015/9/8/chartex" xmlns:cx2="http://schemas.microsoft.com/office/drawing/2015/10/21/chartex" xmlns:cx3="http://schemas.microsoft.com/office/drawing/2016/5/9/chartex" xmlns:cx4="http://schemas.microsoft.com/office/drawing/2016/5/10/chartex" xmlns:cx5="http://schemas.microsoft.com/office/drawing/2016/5/11/chartex" xmlns:cx6="http://schemas.microsoft.com/office/drawing/2016/5/12/chartex" xmlns:cx7="http://schemas.microsoft.com/office/drawing/2016/5/13/chartex" xmlns:cx8="http://schemas.microsoft.com/office/drawing/2016/5/14/chartex" xmlns:mc="http://schemas.openxmlformats.org/markup-compatibility/2006" xmlns:aink="http://schemas.microsoft.com/office/drawing/2016/ink" xmlns:am3d="http://schemas.microsoft.com/office/drawing/2017/model3d" xmlns:o="urn:schemas-microsoft-com:office:office" xmlns:oel="http://schemas.microsoft.com/office/2019/extlst" xmlns:r="http://schemas.openxmlformats.org/officeDocument/2006/relationships" xmlns:m="http://schemas.openxmlformats.org/officeDocument/2006/math" xmlns:v="urn:schemas-microsoft-com:vml" xmlns:wp14="http://schemas.microsoft.com/office/word/2010/wordprocessingDrawing" xmlns:wp="http://schemas.openxmlformats.org/drawingml/2006/wordprocessingDrawing" xmlns:w10="urn:schemas-microsoft-com:office:word" xmlns:w="http://schemas.openxmlformats.org/wordprocessingml/2006/main" xmlns:w14="http://schemas.microsoft.com/office/word/2010/wordml" xmlns:w15="http://schemas.microsoft.com/office/word/2012/wordml" xmlns:w16cei="http://schemas.microsoft.com/office/word/2026/wordml/cei" xmlns:w16cex="http://schemas.microsoft.com/office/word/2018/wordml/cex" xmlns:w16cid="http://schemas.microsoft.com/office/word/2016/wordml/cid" xmlns:w16="http://schemas.microsoft.com/office/word/2018/wordml" xmlns:w16du="http://schemas.microsoft.com/office/word/2023/wordml/word16du" xmlns:w16sdtdh="http://schemas.microsoft.com/office/word/2020/wordml/sdtdatahash" xmlns:w16sdtfl="http://schemas.microsoft.com/office/word/2024/wordml/sdtformatlock" xmlns:w16se="http://schemas.microsoft.com/office/word/2015/wordml/symex" xmlns:wpg="http://schemas.microsoft.com/office/word/2010/wordprocessingGroup" xmlns:wpi="http://schemas.microsoft.com/office/word/2010/wordprocessingInk" xmlns:wne="http://schemas.microsoft.com/office/word/2006/wordml" xmlns:wps="http://schemas.microsoft.com/office/word/2010/wordprocessingShape" mc:Ignorable="w14 w15 w16se w16cid w16 w16cex w16sdtdh w16sdtfl w16du wp14">
   <w:body>
     <w:p>
       <w:pPr>
@@ -118,9 +118,26 @@
           <w:color w:val="667085"/>
           <w:lang w:eastAsia="ko-KR"/>
         </w:rPr>
-        <w:t xml:space="preserve"> 기반 이펙트 관리 / 오브젝트 </w:t>
+        <w:t xml:space="preserve"> 기반 이펙트 </w:t>
+      </w:r>
+      <w:proofErr w:type="gramStart"/>
+      <w:r>
+        <w:rPr>
+          <w:color w:val="667085"/>
+          <w:lang w:eastAsia="ko-KR"/>
+        </w:rPr>
+        <w:t>관리 /</w:t>
+      </w:r>
+      <w:proofErr w:type="gramEnd"/>
+      <w:r>
+        <w:rPr>
+          <w:color w:val="667085"/>
+          <w:lang w:eastAsia="ko-KR"/>
+        </w:rPr>
+        <w:t xml:space="preserve"> 오브젝트 </w:t>
       </w:r>
       <w:proofErr w:type="spellStart"/>
+      <w:proofErr w:type="gramStart"/>
       <w:r>
         <w:rPr>
           <w:color w:val="667085"/>
@@ -134,7 +151,15 @@
           <w:color w:val="667085"/>
           <w:lang w:eastAsia="ko-KR"/>
         </w:rPr>
-        <w:t xml:space="preserve"> / </w:t>
+        <w:t xml:space="preserve"> /</w:t>
+      </w:r>
+      <w:proofErr w:type="gramEnd"/>
+      <w:r>
+        <w:rPr>
+          <w:color w:val="667085"/>
+          <w:lang w:eastAsia="ko-KR"/>
+        </w:rPr>
+        <w:t xml:space="preserve"> </w:t>
       </w:r>
       <w:proofErr w:type="spellStart"/>
       <w:r>
@@ -174,9 +199,26 @@
           <w:color w:val="667085"/>
           <w:lang w:eastAsia="ko-KR"/>
         </w:rPr>
-        <w:t xml:space="preserve"> 부스터 / 사용자 정의 </w:t>
+        <w:t xml:space="preserve"> </w:t>
+      </w:r>
+      <w:proofErr w:type="gramStart"/>
+      <w:r>
+        <w:rPr>
+          <w:color w:val="667085"/>
+          <w:lang w:eastAsia="ko-KR"/>
+        </w:rPr>
+        <w:t>부스터 /</w:t>
+      </w:r>
+      <w:proofErr w:type="gramEnd"/>
+      <w:r>
+        <w:rPr>
+          <w:color w:val="667085"/>
+          <w:lang w:eastAsia="ko-KR"/>
+        </w:rPr>
+        <w:t xml:space="preserve"> 사용자 정의 </w:t>
       </w:r>
       <w:proofErr w:type="spellStart"/>
+      <w:proofErr w:type="gramStart"/>
       <w:r>
         <w:rPr>
           <w:color w:val="667085"/>
@@ -190,7 +232,15 @@
           <w:color w:val="667085"/>
           <w:lang w:eastAsia="ko-KR"/>
         </w:rPr>
-        <w:t xml:space="preserve"> / 방사형 </w:t>
+        <w:t xml:space="preserve"> /</w:t>
+      </w:r>
+      <w:proofErr w:type="gramEnd"/>
+      <w:r>
+        <w:rPr>
+          <w:color w:val="667085"/>
+          <w:lang w:eastAsia="ko-KR"/>
+        </w:rPr>
+        <w:t xml:space="preserve"> 방사형 </w:t>
       </w:r>
       <w:proofErr w:type="spellStart"/>
       <w:r>
@@ -212,7 +262,6 @@
     <w:p>
       <w:pPr>
         <w:rPr>
-          <w:rFonts w:hint="eastAsia"/>
           <w:lang w:eastAsia="ko-KR"/>
         </w:rPr>
       </w:pPr>
@@ -553,6 +602,7 @@
               <w:t xml:space="preserve"> </w:t>
             </w:r>
             <w:proofErr w:type="spellStart"/>
+            <w:proofErr w:type="gramStart"/>
             <w:r>
               <w:rPr>
                 <w:b/>
@@ -578,6 +628,7 @@
               <w:t>사전</w:t>
             </w:r>
             <w:proofErr w:type="spellEnd"/>
+            <w:proofErr w:type="gramEnd"/>
             <w:r>
               <w:rPr>
                 <w:sz w:val="20"/>
@@ -640,7 +691,6 @@
       <w:pPr>
         <w:spacing w:after="60"/>
         <w:rPr>
-          <w:rFonts w:hint="eastAsia"/>
           <w:lang w:eastAsia="ko-KR"/>
         </w:rPr>
       </w:pPr>
@@ -1223,7 +1273,6 @@
       <w:pPr>
         <w:spacing w:after="60"/>
         <w:rPr>
-          <w:rFonts w:hint="eastAsia"/>
           <w:lang w:eastAsia="ko-KR"/>
         </w:rPr>
       </w:pPr>
@@ -2377,85 +2426,19 @@
         <w:spacing w:after="60"/>
       </w:pPr>
     </w:p>
-    <w:tbl>
-      <w:tblPr>
-        <w:tblW w:w="9360" w:type="dxa"/>
-        <w:tblInd w:w="180" w:type="dxa"/>
-        <w:tblBorders>
-          <w:top w:val="single" w:sz="2" w:space="0" w:color="F3F7FB"/>
-          <w:left w:val="single" w:sz="2" w:space="0" w:color="F3F7FB"/>
-          <w:bottom w:val="single" w:sz="2" w:space="0" w:color="F3F7FB"/>
-          <w:right w:val="single" w:sz="2" w:space="0" w:color="F3F7FB"/>
-          <w:insideH w:val="single" w:sz="2" w:space="0" w:color="F3F7FB"/>
-          <w:insideV w:val="single" w:sz="2" w:space="0" w:color="F3F7FB"/>
-        </w:tblBorders>
-        <w:tblLayout w:type="fixed"/>
-        <w:tblLook w:val="04A0" w:firstRow="1" w:lastRow="0" w:firstColumn="1" w:lastColumn="0" w:noHBand="0" w:noVBand="1"/>
-      </w:tblPr>
-      <w:tblGrid>
-        <w:gridCol w:w="9360"/>
-      </w:tblGrid>
-      <w:tr>
-        <w:tc>
-          <w:tcPr>
-            <w:tcW w:w="9360" w:type="dxa"/>
-            <w:shd w:val="clear" w:color="auto" w:fill="F3F7FB"/>
-            <w:tcMar>
-              <w:top w:w="130" w:type="dxa"/>
-              <w:left w:w="180" w:type="dxa"/>
-              <w:bottom w:w="130" w:type="dxa"/>
-              <w:right w:w="180" w:type="dxa"/>
-            </w:tcMar>
-            <w:vAlign w:val="center"/>
-          </w:tcPr>
-          <w:p>
-            <w:pPr>
-              <w:spacing w:after="0"/>
-              <w:rPr>
-                <w:lang w:eastAsia="ko-KR"/>
-              </w:rPr>
-            </w:pPr>
-            <w:r>
-              <w:rPr>
-                <w:b/>
-                <w:color w:val="2E74B5"/>
-                <w:sz w:val="20"/>
-                <w:lang w:eastAsia="ko-KR"/>
-              </w:rPr>
-              <w:lastRenderedPageBreak/>
-              <w:t xml:space="preserve">첨부 파일명 정리  </w:t>
-            </w:r>
-            <w:r>
-              <w:rPr>
-                <w:sz w:val="20"/>
-                <w:lang w:eastAsia="ko-KR"/>
-              </w:rPr>
-              <w:t xml:space="preserve">EffectLibrary(53).cpp 같은 괄호 번호는 업로드 중 붙은 구분자입니다. 프로젝트에는 EffectLibrary.cpp, </w:t>
-            </w:r>
-            <w:proofErr w:type="spellStart"/>
-            <w:r>
-              <w:rPr>
-                <w:sz w:val="20"/>
-                <w:lang w:eastAsia="ko-KR"/>
-              </w:rPr>
-              <w:t>EffectLibrary.h</w:t>
-            </w:r>
-            <w:proofErr w:type="spellEnd"/>
-            <w:r>
-              <w:rPr>
-                <w:sz w:val="20"/>
-                <w:lang w:eastAsia="ko-KR"/>
-              </w:rPr>
-              <w:t>처럼 include 문과 일치하는 이름으로 추가합니다.</w:t>
-            </w:r>
-          </w:p>
-        </w:tc>
-      </w:tr>
-    </w:tbl>
     <w:p>
       <w:pPr>
         <w:spacing w:after="60"/>
         <w:rPr>
+          <w:lang w:eastAsia="ko-KR"/>
+        </w:rPr>
+      </w:pPr>
+    </w:p>
+    <w:p>
+      <w:pPr>
+        <w:spacing w:after="60"/>
+        <w:rPr>
+          <w:rFonts w:hint="eastAsia"/>
           <w:lang w:eastAsia="ko-KR"/>
         </w:rPr>
       </w:pPr>
@@ -3003,6 +2986,7 @@
             <w:pPr>
               <w:spacing w:after="0"/>
             </w:pPr>
+            <w:proofErr w:type="gramStart"/>
             <w:r>
               <w:rPr>
                 <w:b/>
@@ -3015,7 +2999,70 @@
               <w:rPr>
                 <w:sz w:val="20"/>
               </w:rPr>
-              <w:t>EffectTypeConfig::textureFile 멤버만 변경해도 실제 SRV 로딩 경로는 바뀌지 않습니다. 기본 타입의 파일 교체는 SetEffectTextureFileName(type, path)를 초기화 전에 사용합니다. BOOSTER·WIND_EFFECT는 이 경로 대신 메시 전용 API(SetBoosterMeshConfig 등)를 사용합니다 — 상세 내용은 부록 A 참고.</w:t>
+              <w:t>EffectTypeConfig::</w:t>
+            </w:r>
+            <w:proofErr w:type="gramEnd"/>
+            <w:r>
+              <w:rPr>
+                <w:sz w:val="20"/>
+              </w:rPr>
+              <w:t xml:space="preserve">textureFile 멤버만 변경해도 실제 SRV 로딩 경로는 바뀌지 않습니다. 기본 타입의 파일 교체는 </w:t>
+            </w:r>
+            <w:proofErr w:type="gramStart"/>
+            <w:r>
+              <w:rPr>
+                <w:sz w:val="20"/>
+              </w:rPr>
+              <w:t>SetEffectTextureFileName(</w:t>
+            </w:r>
+            <w:proofErr w:type="gramEnd"/>
+            <w:r>
+              <w:rPr>
+                <w:sz w:val="20"/>
+              </w:rPr>
+              <w:t xml:space="preserve">type, </w:t>
+            </w:r>
+            <w:proofErr w:type="gramStart"/>
+            <w:r>
+              <w:rPr>
+                <w:sz w:val="20"/>
+              </w:rPr>
+              <w:t>path)를</w:t>
+            </w:r>
+            <w:proofErr w:type="gramEnd"/>
+            <w:r>
+              <w:rPr>
+                <w:sz w:val="20"/>
+              </w:rPr>
+              <w:t xml:space="preserve"> 초기화 전에 사용합니다. BOOSTER·WIND_EFFECT는 이 경로 대신 메시 전용 </w:t>
+            </w:r>
+            <w:proofErr w:type="gramStart"/>
+            <w:r>
+              <w:rPr>
+                <w:sz w:val="20"/>
+              </w:rPr>
+              <w:t>API(</w:t>
+            </w:r>
+            <w:proofErr w:type="gramEnd"/>
+            <w:r>
+              <w:rPr>
+                <w:sz w:val="20"/>
+              </w:rPr>
+              <w:t xml:space="preserve">SetBoosterMeshConfig </w:t>
+            </w:r>
+            <w:proofErr w:type="gramStart"/>
+            <w:r>
+              <w:rPr>
+                <w:sz w:val="20"/>
+              </w:rPr>
+              <w:t>등)를</w:t>
+            </w:r>
+            <w:proofErr w:type="gramEnd"/>
+            <w:r>
+              <w:rPr>
+                <w:sz w:val="20"/>
+              </w:rPr>
+              <w:t xml:space="preserve"> 사용합니다 — 상세 내용은 부록 A 참고.</w:t>
             </w:r>
           </w:p>
         </w:tc>
@@ -3240,6 +3287,7 @@
         <w:t xml:space="preserve">auto* effects = </w:t>
       </w:r>
       <w:proofErr w:type="spellStart"/>
+      <w:proofErr w:type="gramStart"/>
       <w:r>
         <w:rPr>
           <w:rFonts w:ascii="DejaVu Sans Mono" w:eastAsia="DejaVu Sans Mono" w:hAnsi="DejaVu Sans Mono"/>
@@ -3255,15 +3303,16 @@
           <w:color w:val="E5EEF8"/>
           <w:sz w:val="17"/>
         </w:rPr>
-        <w:t>::Instance();</w:t>
-      </w:r>
+        <w:t>::</w:t>
+      </w:r>
+      <w:proofErr w:type="gramEnd"/>
       <w:r>
         <w:rPr>
           <w:rFonts w:ascii="DejaVu Sans Mono" w:eastAsia="DejaVu Sans Mono" w:hAnsi="DejaVu Sans Mono"/>
           <w:color w:val="E5EEF8"/>
           <w:sz w:val="17"/>
         </w:rPr>
-        <w:br/>
+        <w:t>Instance();</w:t>
       </w:r>
       <w:r>
         <w:rPr>
@@ -3272,7 +3321,6 @@
           <w:sz w:val="17"/>
         </w:rPr>
         <w:br/>
-        <w:t>effects-&gt;SetEffectTextureFileName(EFFECT_TYPE::DUST, L"Assets/Effects/Dust.dds");</w:t>
       </w:r>
       <w:r>
         <w:rPr>
@@ -3281,51 +3329,227 @@
           <w:sz w:val="17"/>
         </w:rPr>
         <w:br/>
-      </w:r>
+        <w:t>effects-&gt;</w:t>
+      </w:r>
+      <w:proofErr w:type="spellStart"/>
+      <w:proofErr w:type="gramStart"/>
       <w:r>
         <w:rPr>
           <w:rFonts w:ascii="DejaVu Sans Mono" w:eastAsia="DejaVu Sans Mono" w:hAnsi="DejaVu Sans Mono"/>
           <w:color w:val="E5EEF8"/>
           <w:sz w:val="17"/>
         </w:rPr>
-        <w:br/>
-        <w:t>EffectMeshConfig booster;</w:t>
-      </w:r>
+        <w:t>SetEffectTextureFileName</w:t>
+      </w:r>
+      <w:proofErr w:type="spellEnd"/>
       <w:r>
         <w:rPr>
           <w:rFonts w:ascii="DejaVu Sans Mono" w:eastAsia="DejaVu Sans Mono" w:hAnsi="DejaVu Sans Mono"/>
           <w:color w:val="E5EEF8"/>
           <w:sz w:val="17"/>
         </w:rPr>
-        <w:br/>
-        <w:t>booster.radius = 2.0f;</w:t>
-      </w:r>
+        <w:t>(</w:t>
+      </w:r>
+      <w:proofErr w:type="gramEnd"/>
       <w:r>
         <w:rPr>
           <w:rFonts w:ascii="DejaVu Sans Mono" w:eastAsia="DejaVu Sans Mono" w:hAnsi="DejaVu Sans Mono"/>
           <w:color w:val="E5EEF8"/>
           <w:sz w:val="17"/>
         </w:rPr>
-        <w:br/>
-        <w:t>booster.sliceCount = 20;</w:t>
-      </w:r>
+        <w:t>EFFECT_</w:t>
+      </w:r>
+      <w:proofErr w:type="gramStart"/>
       <w:r>
         <w:rPr>
           <w:rFonts w:ascii="DejaVu Sans Mono" w:eastAsia="DejaVu Sans Mono" w:hAnsi="DejaVu Sans Mono"/>
           <w:color w:val="E5EEF8"/>
           <w:sz w:val="17"/>
         </w:rPr>
-        <w:br/>
-        <w:t>booster.stackCount = 20;</w:t>
-      </w:r>
+        <w:t>TYPE::</w:t>
+      </w:r>
+      <w:proofErr w:type="gramEnd"/>
       <w:r>
         <w:rPr>
           <w:rFonts w:ascii="DejaVu Sans Mono" w:eastAsia="DejaVu Sans Mono" w:hAnsi="DejaVu Sans Mono"/>
           <w:color w:val="E5EEF8"/>
           <w:sz w:val="17"/>
         </w:rPr>
+        <w:t xml:space="preserve">DUST, </w:t>
+      </w:r>
+      <w:proofErr w:type="spellStart"/>
+      <w:r>
+        <w:rPr>
+          <w:rFonts w:ascii="DejaVu Sans Mono" w:eastAsia="DejaVu Sans Mono" w:hAnsi="DejaVu Sans Mono"/>
+          <w:color w:val="E5EEF8"/>
+          <w:sz w:val="17"/>
+        </w:rPr>
+        <w:t>L"Assets</w:t>
+      </w:r>
+      <w:proofErr w:type="spellEnd"/>
+      <w:r>
+        <w:rPr>
+          <w:rFonts w:ascii="DejaVu Sans Mono" w:eastAsia="DejaVu Sans Mono" w:hAnsi="DejaVu Sans Mono"/>
+          <w:color w:val="E5EEF8"/>
+          <w:sz w:val="17"/>
+        </w:rPr>
+        <w:t>/Effects/</w:t>
+      </w:r>
+      <w:proofErr w:type="spellStart"/>
+      <w:r>
+        <w:rPr>
+          <w:rFonts w:ascii="DejaVu Sans Mono" w:eastAsia="DejaVu Sans Mono" w:hAnsi="DejaVu Sans Mono"/>
+          <w:color w:val="E5EEF8"/>
+          <w:sz w:val="17"/>
+        </w:rPr>
+        <w:t>Dust.dds</w:t>
+      </w:r>
+      <w:proofErr w:type="spellEnd"/>
+      <w:r>
+        <w:rPr>
+          <w:rFonts w:ascii="DejaVu Sans Mono" w:eastAsia="DejaVu Sans Mono" w:hAnsi="DejaVu Sans Mono"/>
+          <w:color w:val="E5EEF8"/>
+          <w:sz w:val="17"/>
+        </w:rPr>
+        <w:t>");</w:t>
+      </w:r>
+      <w:r>
+        <w:rPr>
+          <w:rFonts w:ascii="DejaVu Sans Mono" w:eastAsia="DejaVu Sans Mono" w:hAnsi="DejaVu Sans Mono"/>
+          <w:color w:val="E5EEF8"/>
+          <w:sz w:val="17"/>
+        </w:rPr>
         <w:br/>
-        <w:t>booster.textureFiles = {</w:t>
+      </w:r>
+      <w:r>
+        <w:rPr>
+          <w:rFonts w:ascii="DejaVu Sans Mono" w:eastAsia="DejaVu Sans Mono" w:hAnsi="DejaVu Sans Mono"/>
+          <w:color w:val="E5EEF8"/>
+          <w:sz w:val="17"/>
+        </w:rPr>
+        <w:br/>
+      </w:r>
+      <w:proofErr w:type="spellStart"/>
+      <w:r>
+        <w:rPr>
+          <w:rFonts w:ascii="DejaVu Sans Mono" w:eastAsia="DejaVu Sans Mono" w:hAnsi="DejaVu Sans Mono"/>
+          <w:color w:val="E5EEF8"/>
+          <w:sz w:val="17"/>
+        </w:rPr>
+        <w:t>EffectMeshConfig</w:t>
+      </w:r>
+      <w:proofErr w:type="spellEnd"/>
+      <w:r>
+        <w:rPr>
+          <w:rFonts w:ascii="DejaVu Sans Mono" w:eastAsia="DejaVu Sans Mono" w:hAnsi="DejaVu Sans Mono"/>
+          <w:color w:val="E5EEF8"/>
+          <w:sz w:val="17"/>
+        </w:rPr>
+        <w:t xml:space="preserve"> booster;</w:t>
+      </w:r>
+      <w:r>
+        <w:rPr>
+          <w:rFonts w:ascii="DejaVu Sans Mono" w:eastAsia="DejaVu Sans Mono" w:hAnsi="DejaVu Sans Mono"/>
+          <w:color w:val="E5EEF8"/>
+          <w:sz w:val="17"/>
+        </w:rPr>
+        <w:br/>
+      </w:r>
+      <w:proofErr w:type="gramStart"/>
+      <w:r>
+        <w:rPr>
+          <w:rFonts w:ascii="DejaVu Sans Mono" w:eastAsia="DejaVu Sans Mono" w:hAnsi="DejaVu Sans Mono"/>
+          <w:color w:val="E5EEF8"/>
+          <w:sz w:val="17"/>
+        </w:rPr>
+        <w:t>booster.radius</w:t>
+      </w:r>
+      <w:proofErr w:type="gramEnd"/>
+      <w:r>
+        <w:rPr>
+          <w:rFonts w:ascii="DejaVu Sans Mono" w:eastAsia="DejaVu Sans Mono" w:hAnsi="DejaVu Sans Mono"/>
+          <w:color w:val="E5EEF8"/>
+          <w:sz w:val="17"/>
+        </w:rPr>
+        <w:t xml:space="preserve"> = 2.0f;</w:t>
+      </w:r>
+      <w:r>
+        <w:rPr>
+          <w:rFonts w:ascii="DejaVu Sans Mono" w:eastAsia="DejaVu Sans Mono" w:hAnsi="DejaVu Sans Mono"/>
+          <w:color w:val="E5EEF8"/>
+          <w:sz w:val="17"/>
+        </w:rPr>
+        <w:br/>
+      </w:r>
+      <w:proofErr w:type="gramStart"/>
+      <w:r>
+        <w:rPr>
+          <w:rFonts w:ascii="DejaVu Sans Mono" w:eastAsia="DejaVu Sans Mono" w:hAnsi="DejaVu Sans Mono"/>
+          <w:color w:val="E5EEF8"/>
+          <w:sz w:val="17"/>
+        </w:rPr>
+        <w:t>booster.sliceCount</w:t>
+      </w:r>
+      <w:proofErr w:type="gramEnd"/>
+      <w:r>
+        <w:rPr>
+          <w:rFonts w:ascii="DejaVu Sans Mono" w:eastAsia="DejaVu Sans Mono" w:hAnsi="DejaVu Sans Mono"/>
+          <w:color w:val="E5EEF8"/>
+          <w:sz w:val="17"/>
+        </w:rPr>
+        <w:t xml:space="preserve"> = 20;</w:t>
+      </w:r>
+      <w:r>
+        <w:rPr>
+          <w:rFonts w:ascii="DejaVu Sans Mono" w:eastAsia="DejaVu Sans Mono" w:hAnsi="DejaVu Sans Mono"/>
+          <w:color w:val="E5EEF8"/>
+          <w:sz w:val="17"/>
+        </w:rPr>
+        <w:br/>
+      </w:r>
+      <w:proofErr w:type="gramStart"/>
+      <w:r>
+        <w:rPr>
+          <w:rFonts w:ascii="DejaVu Sans Mono" w:eastAsia="DejaVu Sans Mono" w:hAnsi="DejaVu Sans Mono"/>
+          <w:color w:val="E5EEF8"/>
+          <w:sz w:val="17"/>
+        </w:rPr>
+        <w:t>booster.stackCount</w:t>
+      </w:r>
+      <w:proofErr w:type="gramEnd"/>
+      <w:r>
+        <w:rPr>
+          <w:rFonts w:ascii="DejaVu Sans Mono" w:eastAsia="DejaVu Sans Mono" w:hAnsi="DejaVu Sans Mono"/>
+          <w:color w:val="E5EEF8"/>
+          <w:sz w:val="17"/>
+        </w:rPr>
+        <w:t xml:space="preserve"> = 20;</w:t>
+      </w:r>
+      <w:r>
+        <w:rPr>
+          <w:rFonts w:ascii="DejaVu Sans Mono" w:eastAsia="DejaVu Sans Mono" w:hAnsi="DejaVu Sans Mono"/>
+          <w:color w:val="E5EEF8"/>
+          <w:sz w:val="17"/>
+        </w:rPr>
+        <w:br/>
+      </w:r>
+      <w:proofErr w:type="gramStart"/>
+      <w:r>
+        <w:rPr>
+          <w:rFonts w:ascii="DejaVu Sans Mono" w:eastAsia="DejaVu Sans Mono" w:hAnsi="DejaVu Sans Mono"/>
+          <w:color w:val="E5EEF8"/>
+          <w:sz w:val="17"/>
+        </w:rPr>
+        <w:t>booster.textureFiles</w:t>
+      </w:r>
+      <w:proofErr w:type="gramEnd"/>
+      <w:r>
+        <w:rPr>
+          <w:rFonts w:ascii="DejaVu Sans Mono" w:eastAsia="DejaVu Sans Mono" w:hAnsi="DejaVu Sans Mono"/>
+          <w:color w:val="E5EEF8"/>
+          <w:sz w:val="17"/>
+        </w:rPr>
+        <w:t xml:space="preserve"> = {</w:t>
       </w:r>
       <w:r>
         <w:rPr>
@@ -3444,26 +3668,72 @@
           <w:color w:val="E5EEF8"/>
           <w:sz w:val="17"/>
         </w:rPr>
-        <w:t>auto* effects = CEffectLibrary::Instance();</w:t>
-      </w:r>
+        <w:t xml:space="preserve">auto* effects = </w:t>
+      </w:r>
+      <w:proofErr w:type="gramStart"/>
       <w:r>
         <w:rPr>
           <w:rFonts w:ascii="DejaVu Sans Mono" w:eastAsia="DejaVu Sans Mono" w:hAnsi="DejaVu Sans Mono"/>
           <w:color w:val="E5EEF8"/>
           <w:sz w:val="17"/>
         </w:rPr>
-        <w:br/>
-        <w:t>effects-&gt;Initialize(m_pd3dDevice, m_pd3dCommandList);</w:t>
-      </w:r>
+        <w:t>CEffectLibrary::</w:t>
+      </w:r>
+      <w:proofErr w:type="gramEnd"/>
       <w:r>
         <w:rPr>
           <w:rFonts w:ascii="DejaVu Sans Mono" w:eastAsia="DejaVu Sans Mono" w:hAnsi="DejaVu Sans Mono"/>
           <w:color w:val="E5EEF8"/>
           <w:sz w:val="17"/>
         </w:rPr>
+        <w:t>Instance();</w:t>
+      </w:r>
+      <w:r>
+        <w:rPr>
+          <w:rFonts w:ascii="DejaVu Sans Mono" w:eastAsia="DejaVu Sans Mono" w:hAnsi="DejaVu Sans Mono"/>
+          <w:color w:val="E5EEF8"/>
+          <w:sz w:val="17"/>
+        </w:rPr>
         <w:br/>
-        <w:t>effects-&gt;InitializePostProcess(</w:t>
-      </w:r>
+        <w:t>effects-&gt;</w:t>
+      </w:r>
+      <w:proofErr w:type="gramStart"/>
+      <w:r>
+        <w:rPr>
+          <w:rFonts w:ascii="DejaVu Sans Mono" w:eastAsia="DejaVu Sans Mono" w:hAnsi="DejaVu Sans Mono"/>
+          <w:color w:val="E5EEF8"/>
+          <w:sz w:val="17"/>
+        </w:rPr>
+        <w:t>Initialize(</w:t>
+      </w:r>
+      <w:proofErr w:type="gramEnd"/>
+      <w:r>
+        <w:rPr>
+          <w:rFonts w:ascii="DejaVu Sans Mono" w:eastAsia="DejaVu Sans Mono" w:hAnsi="DejaVu Sans Mono"/>
+          <w:color w:val="E5EEF8"/>
+          <w:sz w:val="17"/>
+        </w:rPr>
+        <w:t>m_pd3dDevice, m_pd3dCommandList);</w:t>
+      </w:r>
+      <w:r>
+        <w:rPr>
+          <w:rFonts w:ascii="DejaVu Sans Mono" w:eastAsia="DejaVu Sans Mono" w:hAnsi="DejaVu Sans Mono"/>
+          <w:color w:val="E5EEF8"/>
+          <w:sz w:val="17"/>
+        </w:rPr>
+        <w:br/>
+        <w:t>effects-&gt;</w:t>
+      </w:r>
+      <w:proofErr w:type="gramStart"/>
+      <w:r>
+        <w:rPr>
+          <w:rFonts w:ascii="DejaVu Sans Mono" w:eastAsia="DejaVu Sans Mono" w:hAnsi="DejaVu Sans Mono"/>
+          <w:color w:val="E5EEF8"/>
+          <w:sz w:val="17"/>
+        </w:rPr>
+        <w:t>InitializePostProcess(</w:t>
+      </w:r>
+      <w:proofErr w:type="gramEnd"/>
       <w:r>
         <w:rPr>
           <w:rFonts w:ascii="DejaVu Sans Mono" w:eastAsia="DejaVu Sans Mono" w:hAnsi="DejaVu Sans Mono"/>
@@ -3662,14 +3932,32 @@
                 <w:sz w:val="20"/>
                 <w:lang w:eastAsia="ko-KR"/>
               </w:rPr>
-              <w:t xml:space="preserve">분리된 초기화  </w:t>
-            </w:r>
-            <w:r>
-              <w:rPr>
+              <w:t xml:space="preserve">분리된 </w:t>
+            </w:r>
+            <w:proofErr w:type="gramStart"/>
+            <w:r>
+              <w:rPr>
+                <w:b/>
+                <w:color w:val="2E74B5"/>
                 <w:sz w:val="20"/>
                 <w:lang w:eastAsia="ko-KR"/>
               </w:rPr>
-              <w:t xml:space="preserve">Initialize는 </w:t>
+              <w:t xml:space="preserve">초기화  </w:t>
+            </w:r>
+            <w:r>
+              <w:rPr>
+                <w:sz w:val="20"/>
+                <w:lang w:eastAsia="ko-KR"/>
+              </w:rPr>
+              <w:t>Initialize</w:t>
+            </w:r>
+            <w:proofErr w:type="gramEnd"/>
+            <w:r>
+              <w:rPr>
+                <w:sz w:val="20"/>
+                <w:lang w:eastAsia="ko-KR"/>
+              </w:rPr>
+              <w:t xml:space="preserve">는 </w:t>
             </w:r>
             <w:proofErr w:type="spellStart"/>
             <w:r>
@@ -3778,26 +4066,72 @@
           <w:color w:val="E5EEF8"/>
           <w:sz w:val="17"/>
         </w:rPr>
-        <w:t>void OnResize(int width, int height)</w:t>
-      </w:r>
+        <w:t xml:space="preserve">void </w:t>
+      </w:r>
+      <w:proofErr w:type="gramStart"/>
       <w:r>
         <w:rPr>
           <w:rFonts w:ascii="DejaVu Sans Mono" w:eastAsia="DejaVu Sans Mono" w:hAnsi="DejaVu Sans Mono"/>
           <w:color w:val="E5EEF8"/>
           <w:sz w:val="17"/>
         </w:rPr>
-        <w:br/>
-        <w:t>{</w:t>
-      </w:r>
+        <w:t>OnResize(</w:t>
+      </w:r>
+      <w:proofErr w:type="gramEnd"/>
       <w:r>
         <w:rPr>
           <w:rFonts w:ascii="DejaVu Sans Mono" w:eastAsia="DejaVu Sans Mono" w:hAnsi="DejaVu Sans Mono"/>
           <w:color w:val="E5EEF8"/>
           <w:sz w:val="17"/>
         </w:rPr>
+        <w:t>int width, int height)</w:t>
+      </w:r>
+      <w:r>
+        <w:rPr>
+          <w:rFonts w:ascii="DejaVu Sans Mono" w:eastAsia="DejaVu Sans Mono" w:hAnsi="DejaVu Sans Mono"/>
+          <w:color w:val="E5EEF8"/>
+          <w:sz w:val="17"/>
+        </w:rPr>
         <w:br/>
-        <w:t xml:space="preserve">    CEffectLibrary::Instance()-&gt;ResizePostProcess(</w:t>
-      </w:r>
+        <w:t>{</w:t>
+      </w:r>
+      <w:r>
+        <w:rPr>
+          <w:rFonts w:ascii="DejaVu Sans Mono" w:eastAsia="DejaVu Sans Mono" w:hAnsi="DejaVu Sans Mono"/>
+          <w:color w:val="E5EEF8"/>
+          <w:sz w:val="17"/>
+        </w:rPr>
+        <w:br/>
+        <w:t xml:space="preserve">    </w:t>
+      </w:r>
+      <w:proofErr w:type="gramStart"/>
+      <w:r>
+        <w:rPr>
+          <w:rFonts w:ascii="DejaVu Sans Mono" w:eastAsia="DejaVu Sans Mono" w:hAnsi="DejaVu Sans Mono"/>
+          <w:color w:val="E5EEF8"/>
+          <w:sz w:val="17"/>
+        </w:rPr>
+        <w:t>CEffectLibrary::Instance(</w:t>
+      </w:r>
+      <w:proofErr w:type="gramEnd"/>
+      <w:r>
+        <w:rPr>
+          <w:rFonts w:ascii="DejaVu Sans Mono" w:eastAsia="DejaVu Sans Mono" w:hAnsi="DejaVu Sans Mono"/>
+          <w:color w:val="E5EEF8"/>
+          <w:sz w:val="17"/>
+        </w:rPr>
+        <w:t>)-&gt;</w:t>
+      </w:r>
+      <w:proofErr w:type="gramStart"/>
+      <w:r>
+        <w:rPr>
+          <w:rFonts w:ascii="DejaVu Sans Mono" w:eastAsia="DejaVu Sans Mono" w:hAnsi="DejaVu Sans Mono"/>
+          <w:color w:val="E5EEF8"/>
+          <w:sz w:val="17"/>
+        </w:rPr>
+        <w:t>ResizePostProcess(</w:t>
+      </w:r>
+      <w:proofErr w:type="gramEnd"/>
       <w:r>
         <w:rPr>
           <w:rFonts w:ascii="DejaVu Sans Mono" w:eastAsia="DejaVu Sans Mono" w:hAnsi="DejaVu Sans Mono"/>
@@ -3861,7 +4195,42 @@
           <w:sz w:val="17"/>
         </w:rPr>
         <w:br/>
-        <w:t>CEffectLibrary::Instance()-&gt;Release();</w:t>
+      </w:r>
+      <w:proofErr w:type="gramStart"/>
+      <w:r>
+        <w:rPr>
+          <w:rFonts w:ascii="DejaVu Sans Mono" w:eastAsia="DejaVu Sans Mono" w:hAnsi="DejaVu Sans Mono"/>
+          <w:color w:val="E5EEF8"/>
+          <w:sz w:val="17"/>
+        </w:rPr>
+        <w:t>CEffectLibrary::</w:t>
+      </w:r>
+      <w:proofErr w:type="gramEnd"/>
+      <w:r>
+        <w:rPr>
+          <w:rFonts w:ascii="DejaVu Sans Mono" w:eastAsia="DejaVu Sans Mono" w:hAnsi="DejaVu Sans Mono"/>
+          <w:color w:val="E5EEF8"/>
+          <w:sz w:val="17"/>
+        </w:rPr>
+        <w:t>Instance()-&gt;</w:t>
+      </w:r>
+      <w:proofErr w:type="gramStart"/>
+      <w:r>
+        <w:rPr>
+          <w:rFonts w:ascii="DejaVu Sans Mono" w:eastAsia="DejaVu Sans Mono" w:hAnsi="DejaVu Sans Mono"/>
+          <w:color w:val="E5EEF8"/>
+          <w:sz w:val="17"/>
+        </w:rPr>
+        <w:t>Release(</w:t>
+      </w:r>
+      <w:proofErr w:type="gramEnd"/>
+      <w:r>
+        <w:rPr>
+          <w:rFonts w:ascii="DejaVu Sans Mono" w:eastAsia="DejaVu Sans Mono" w:hAnsi="DejaVu Sans Mono"/>
+          <w:color w:val="E5EEF8"/>
+          <w:sz w:val="17"/>
+        </w:rPr>
+        <w:t>);</w:t>
       </w:r>
     </w:p>
     <w:tbl>
@@ -3909,14 +4278,32 @@
                 <w:sz w:val="20"/>
                 <w:lang w:eastAsia="ko-KR"/>
               </w:rPr>
-              <w:t xml:space="preserve">GPU 동기화  </w:t>
-            </w:r>
-            <w:r>
-              <w:rPr>
+              <w:t xml:space="preserve">GPU </w:t>
+            </w:r>
+            <w:proofErr w:type="gramStart"/>
+            <w:r>
+              <w:rPr>
+                <w:b/>
+                <w:color w:val="B7791F"/>
                 <w:sz w:val="20"/>
                 <w:lang w:eastAsia="ko-KR"/>
               </w:rPr>
-              <w:t>Release는 텍스처·버퍼·PSO·</w:t>
+              <w:t xml:space="preserve">동기화  </w:t>
+            </w:r>
+            <w:r>
+              <w:rPr>
+                <w:sz w:val="20"/>
+                <w:lang w:eastAsia="ko-KR"/>
+              </w:rPr>
+              <w:t>Release</w:t>
+            </w:r>
+            <w:proofErr w:type="gramEnd"/>
+            <w:r>
+              <w:rPr>
+                <w:sz w:val="20"/>
+                <w:lang w:eastAsia="ko-KR"/>
+              </w:rPr>
+              <w:t>는 텍스처·버퍼·PSO·</w:t>
             </w:r>
             <w:proofErr w:type="spellStart"/>
             <w:r>
@@ -4041,21 +4428,7 @@
         <w:rPr>
           <w:lang w:eastAsia="ko-KR"/>
         </w:rPr>
-        <w:t xml:space="preserve"> 타깃으로 지정하고, 장면과 이펙트를 모두 그린 뒤 Compute </w:t>
-      </w:r>
-      <w:proofErr w:type="spellStart"/>
-      <w:r>
-        <w:rPr>
-          <w:lang w:eastAsia="ko-KR"/>
-        </w:rPr>
-        <w:t>블러</w:t>
-      </w:r>
-      <w:proofErr w:type="spellEnd"/>
-      <w:r>
-        <w:rPr>
-          <w:lang w:eastAsia="ko-KR"/>
-        </w:rPr>
-        <w:t xml:space="preserve"> 결과를 </w:t>
+        <w:t xml:space="preserve"> 타깃으로 지정하고, 장면과 이펙트를 모두 그린 뒤 Compute 블러 결과를 </w:t>
       </w:r>
       <w:proofErr w:type="spellStart"/>
       <w:r>
@@ -4556,7 +4929,61 @@
           <w:sz w:val="17"/>
         </w:rPr>
         <w:br/>
-        <w:t>effects-&gt;Render(commandList, viewMatrix, projectionMatrix);</w:t>
+        <w:t>effects-&gt;Render(</w:t>
+      </w:r>
+      <w:proofErr w:type="spellStart"/>
+      <w:r>
+        <w:rPr>
+          <w:rFonts w:ascii="DejaVu Sans Mono" w:eastAsia="DejaVu Sans Mono" w:hAnsi="DejaVu Sans Mono"/>
+          <w:color w:val="E5EEF8"/>
+          <w:sz w:val="17"/>
+        </w:rPr>
+        <w:t>commandList</w:t>
+      </w:r>
+      <w:proofErr w:type="spellEnd"/>
+      <w:r>
+        <w:rPr>
+          <w:rFonts w:ascii="DejaVu Sans Mono" w:eastAsia="DejaVu Sans Mono" w:hAnsi="DejaVu Sans Mono"/>
+          <w:color w:val="E5EEF8"/>
+          <w:sz w:val="17"/>
+        </w:rPr>
+        <w:t xml:space="preserve">, </w:t>
+      </w:r>
+      <w:proofErr w:type="spellStart"/>
+      <w:r>
+        <w:rPr>
+          <w:rFonts w:ascii="DejaVu Sans Mono" w:eastAsia="DejaVu Sans Mono" w:hAnsi="DejaVu Sans Mono"/>
+          <w:color w:val="E5EEF8"/>
+          <w:sz w:val="17"/>
+        </w:rPr>
+        <w:t>viewMatrix</w:t>
+      </w:r>
+      <w:proofErr w:type="spellEnd"/>
+      <w:r>
+        <w:rPr>
+          <w:rFonts w:ascii="DejaVu Sans Mono" w:eastAsia="DejaVu Sans Mono" w:hAnsi="DejaVu Sans Mono"/>
+          <w:color w:val="E5EEF8"/>
+          <w:sz w:val="17"/>
+        </w:rPr>
+        <w:t xml:space="preserve">, </w:t>
+      </w:r>
+      <w:proofErr w:type="spellStart"/>
+      <w:r>
+        <w:rPr>
+          <w:rFonts w:ascii="DejaVu Sans Mono" w:eastAsia="DejaVu Sans Mono" w:hAnsi="DejaVu Sans Mono"/>
+          <w:color w:val="E5EEF8"/>
+          <w:sz w:val="17"/>
+        </w:rPr>
+        <w:t>projectionMatrix</w:t>
+      </w:r>
+      <w:proofErr w:type="spellEnd"/>
+      <w:r>
+        <w:rPr>
+          <w:rFonts w:ascii="DejaVu Sans Mono" w:eastAsia="DejaVu Sans Mono" w:hAnsi="DejaVu Sans Mono"/>
+          <w:color w:val="E5EEF8"/>
+          <w:sz w:val="17"/>
+        </w:rPr>
+        <w:t>);</w:t>
       </w:r>
       <w:r>
         <w:rPr>
@@ -5124,11 +5551,19 @@
             <w:pPr>
               <w:spacing w:after="0" w:line="278" w:lineRule="auto"/>
             </w:pPr>
+            <w:proofErr w:type="gramStart"/>
             <w:r>
               <w:rPr>
                 <w:sz w:val="17"/>
               </w:rPr>
-              <w:t>Render(view, proj)</w:t>
+              <w:t>Render(</w:t>
+            </w:r>
+            <w:proofErr w:type="gramEnd"/>
+            <w:r>
+              <w:rPr>
+                <w:sz w:val="17"/>
+              </w:rPr>
+              <w:t>view, proj)</w:t>
             </w:r>
           </w:p>
         </w:tc>
@@ -5447,7 +5882,17 @@
                 <w:sz w:val="20"/>
                 <w:lang w:eastAsia="ko-KR"/>
               </w:rPr>
-              <w:t xml:space="preserve"> 상태  </w:t>
+              <w:t xml:space="preserve"> </w:t>
+            </w:r>
+            <w:proofErr w:type="gramStart"/>
+            <w:r>
+              <w:rPr>
+                <w:b/>
+                <w:color w:val="9B1C1C"/>
+                <w:sz w:val="20"/>
+                <w:lang w:eastAsia="ko-KR"/>
+              </w:rPr>
+              <w:t xml:space="preserve">상태  </w:t>
             </w:r>
             <w:proofErr w:type="spellStart"/>
             <w:r>
@@ -5458,6 +5903,7 @@
               <w:t>RenderRadialBlur</w:t>
             </w:r>
             <w:proofErr w:type="spellEnd"/>
+            <w:proofErr w:type="gramEnd"/>
             <w:r>
               <w:rPr>
                 <w:sz w:val="20"/>
@@ -5667,7 +6113,25 @@
           <w:sz w:val="17"/>
         </w:rPr>
         <w:br/>
-        <w:t>effects-&gt;Render(commandList, viewMatrix, projectionMatrix);</w:t>
+        <w:t>effects-&gt;</w:t>
+      </w:r>
+      <w:proofErr w:type="gramStart"/>
+      <w:r>
+        <w:rPr>
+          <w:rFonts w:ascii="DejaVu Sans Mono" w:eastAsia="DejaVu Sans Mono" w:hAnsi="DejaVu Sans Mono"/>
+          <w:color w:val="E5EEF8"/>
+          <w:sz w:val="17"/>
+        </w:rPr>
+        <w:t>Render(</w:t>
+      </w:r>
+      <w:proofErr w:type="gramEnd"/>
+      <w:r>
+        <w:rPr>
+          <w:rFonts w:ascii="DejaVu Sans Mono" w:eastAsia="DejaVu Sans Mono" w:hAnsi="DejaVu Sans Mono"/>
+          <w:color w:val="E5EEF8"/>
+          <w:sz w:val="17"/>
+        </w:rPr>
+        <w:t>commandList, viewMatrix, projectionMatrix);</w:t>
       </w:r>
     </w:p>
     <w:p>
@@ -5729,16 +6193,62 @@
           <w:color w:val="E5EEF8"/>
           <w:sz w:val="17"/>
         </w:rPr>
-        <w:t>ActiveEffect* hitEffect = CEffectLibrary::Instance()-&gt;Play(</w:t>
-      </w:r>
+        <w:t xml:space="preserve">ActiveEffect* hitEffect = </w:t>
+      </w:r>
+      <w:proofErr w:type="gramStart"/>
       <w:r>
         <w:rPr>
           <w:rFonts w:ascii="DejaVu Sans Mono" w:eastAsia="DejaVu Sans Mono" w:hAnsi="DejaVu Sans Mono"/>
           <w:color w:val="E5EEF8"/>
           <w:sz w:val="17"/>
         </w:rPr>
+        <w:t>CEffectLibrary::Instance(</w:t>
+      </w:r>
+      <w:proofErr w:type="gramEnd"/>
+      <w:r>
+        <w:rPr>
+          <w:rFonts w:ascii="DejaVu Sans Mono" w:eastAsia="DejaVu Sans Mono" w:hAnsi="DejaVu Sans Mono"/>
+          <w:color w:val="E5EEF8"/>
+          <w:sz w:val="17"/>
+        </w:rPr>
+        <w:t>)-&gt;</w:t>
+      </w:r>
+      <w:proofErr w:type="gramStart"/>
+      <w:r>
+        <w:rPr>
+          <w:rFonts w:ascii="DejaVu Sans Mono" w:eastAsia="DejaVu Sans Mono" w:hAnsi="DejaVu Sans Mono"/>
+          <w:color w:val="E5EEF8"/>
+          <w:sz w:val="17"/>
+        </w:rPr>
+        <w:t>Play(</w:t>
+      </w:r>
+      <w:proofErr w:type="gramEnd"/>
+      <w:r>
+        <w:rPr>
+          <w:rFonts w:ascii="DejaVu Sans Mono" w:eastAsia="DejaVu Sans Mono" w:hAnsi="DejaVu Sans Mono"/>
+          <w:color w:val="E5EEF8"/>
+          <w:sz w:val="17"/>
+        </w:rPr>
         <w:br/>
-        <w:t xml:space="preserve">    EFFECT_TYPE::COLLISION,</w:t>
+        <w:t xml:space="preserve">    EFFECT_</w:t>
+      </w:r>
+      <w:proofErr w:type="gramStart"/>
+      <w:r>
+        <w:rPr>
+          <w:rFonts w:ascii="DejaVu Sans Mono" w:eastAsia="DejaVu Sans Mono" w:hAnsi="DejaVu Sans Mono"/>
+          <w:color w:val="E5EEF8"/>
+          <w:sz w:val="17"/>
+        </w:rPr>
+        <w:t>TYPE::</w:t>
+      </w:r>
+      <w:proofErr w:type="gramEnd"/>
+      <w:r>
+        <w:rPr>
+          <w:rFonts w:ascii="DejaVu Sans Mono" w:eastAsia="DejaVu Sans Mono" w:hAnsi="DejaVu Sans Mono"/>
+          <w:color w:val="E5EEF8"/>
+          <w:sz w:val="17"/>
+        </w:rPr>
+        <w:t>COLLISION,</w:t>
       </w:r>
       <w:r>
         <w:rPr>
@@ -6295,6 +6805,7 @@
         <w:t>effects-&gt;</w:t>
       </w:r>
       <w:proofErr w:type="spellStart"/>
+      <w:proofErr w:type="gramStart"/>
       <w:r>
         <w:rPr>
           <w:rFonts w:ascii="DejaVu Sans Mono" w:eastAsia="DejaVu Sans Mono" w:hAnsi="DejaVu Sans Mono"/>
@@ -6312,6 +6823,7 @@
         </w:rPr>
         <w:t>(</w:t>
       </w:r>
+      <w:proofErr w:type="gramEnd"/>
       <w:r>
         <w:rPr>
           <w:rFonts w:ascii="DejaVu Sans Mono" w:eastAsia="DejaVu Sans Mono" w:hAnsi="DejaVu Sans Mono"/>
@@ -6319,7 +6831,25 @@
           <w:sz w:val="17"/>
         </w:rPr>
         <w:br/>
-        <w:t xml:space="preserve">    EFFECT_TYPE::ITEM10,</w:t>
+        <w:t xml:space="preserve">    EFFECT_</w:t>
+      </w:r>
+      <w:proofErr w:type="gramStart"/>
+      <w:r>
+        <w:rPr>
+          <w:rFonts w:ascii="DejaVu Sans Mono" w:eastAsia="DejaVu Sans Mono" w:hAnsi="DejaVu Sans Mono"/>
+          <w:color w:val="E5EEF8"/>
+          <w:sz w:val="17"/>
+        </w:rPr>
+        <w:t>TYPE::</w:t>
+      </w:r>
+      <w:proofErr w:type="gramEnd"/>
+      <w:r>
+        <w:rPr>
+          <w:rFonts w:ascii="DejaVu Sans Mono" w:eastAsia="DejaVu Sans Mono" w:hAnsi="DejaVu Sans Mono"/>
+          <w:color w:val="E5EEF8"/>
+          <w:sz w:val="17"/>
+        </w:rPr>
+        <w:t>ITEM10,</w:t>
       </w:r>
       <w:r>
         <w:rPr>
@@ -6439,7 +6969,17 @@
                 <w:sz w:val="20"/>
                 <w:lang w:eastAsia="ko-KR"/>
               </w:rPr>
-              <w:t xml:space="preserve">프레임 규칙  </w:t>
+              <w:t xml:space="preserve">프레임 </w:t>
+            </w:r>
+            <w:proofErr w:type="gramStart"/>
+            <w:r>
+              <w:rPr>
+                <w:b/>
+                <w:color w:val="B7791F"/>
+                <w:sz w:val="20"/>
+                <w:lang w:eastAsia="ko-KR"/>
+              </w:rPr>
+              <w:t xml:space="preserve">규칙  </w:t>
             </w:r>
             <w:proofErr w:type="spellStart"/>
             <w:r>
@@ -6450,6 +6990,7 @@
               <w:t>PushEffectEvent</w:t>
             </w:r>
             <w:proofErr w:type="spellEnd"/>
+            <w:proofErr w:type="gramEnd"/>
             <w:r>
               <w:rPr>
                 <w:sz w:val="20"/>
@@ -6508,17 +7049,18 @@
           <w:color w:val="E5EEF8"/>
           <w:sz w:val="17"/>
         </w:rPr>
-        <w:t>ActiveEffect* orbit = effects-&gt;Play(</w:t>
-      </w:r>
+        <w:t>ActiveEffect* orbit = effects-&gt;</w:t>
+      </w:r>
+      <w:proofErr w:type="gramStart"/>
       <w:r>
         <w:rPr>
           <w:rFonts w:ascii="DejaVu Sans Mono" w:eastAsia="DejaVu Sans Mono" w:hAnsi="DejaVu Sans Mono"/>
           <w:color w:val="E5EEF8"/>
           <w:sz w:val="17"/>
         </w:rPr>
-        <w:br/>
-        <w:t xml:space="preserve">    EFFECT_TYPE::LOCK_ORBIT, targetPos,</w:t>
-      </w:r>
+        <w:t>Play(</w:t>
+      </w:r>
+      <w:proofErr w:type="gramEnd"/>
       <w:r>
         <w:rPr>
           <w:rFonts w:ascii="DejaVu Sans Mono" w:eastAsia="DejaVu Sans Mono" w:hAnsi="DejaVu Sans Mono"/>
@@ -6526,24 +7068,25 @@
           <w:sz w:val="17"/>
         </w:rPr>
         <w:br/>
-        <w:t xml:space="preserve">    XMFLOAT2(8.0f, 8.0f)</w:t>
-      </w:r>
+        <w:t xml:space="preserve">    EFFECT_</w:t>
+      </w:r>
+      <w:proofErr w:type="gramStart"/>
       <w:r>
         <w:rPr>
           <w:rFonts w:ascii="DejaVu Sans Mono" w:eastAsia="DejaVu Sans Mono" w:hAnsi="DejaVu Sans Mono"/>
           <w:color w:val="E5EEF8"/>
           <w:sz w:val="17"/>
         </w:rPr>
-        <w:br/>
-        <w:t>);</w:t>
-      </w:r>
+        <w:t>TYPE::</w:t>
+      </w:r>
+      <w:proofErr w:type="gramEnd"/>
       <w:r>
         <w:rPr>
           <w:rFonts w:ascii="DejaVu Sans Mono" w:eastAsia="DejaVu Sans Mono" w:hAnsi="DejaVu Sans Mono"/>
           <w:color w:val="E5EEF8"/>
           <w:sz w:val="17"/>
         </w:rPr>
-        <w:br/>
+        <w:t>LOCK_ORBIT, targetPos,</w:t>
       </w:r>
       <w:r>
         <w:rPr>
@@ -6552,7 +7095,7 @@
           <w:sz w:val="17"/>
         </w:rPr>
         <w:br/>
-        <w:t>// 매 프레임</w:t>
+        <w:t xml:space="preserve">    XMFLOAT2(8.0f, 8.0f)</w:t>
       </w:r>
       <w:r>
         <w:rPr>
@@ -6561,7 +7104,7 @@
           <w:sz w:val="17"/>
         </w:rPr>
         <w:br/>
-        <w:t>effects-&gt;UpdateEffectPosition(orbit, targetPos);</w:t>
+        <w:t>);</w:t>
       </w:r>
       <w:r>
         <w:rPr>
@@ -6578,7 +7121,7 @@
           <w:sz w:val="17"/>
         </w:rPr>
         <w:br/>
-        <w:t>// 조기 종료</w:t>
+        <w:t>// 매 프레임</w:t>
       </w:r>
       <w:r>
         <w:rPr>
@@ -6587,6 +7130,50 @@
           <w:sz w:val="17"/>
         </w:rPr>
         <w:br/>
+        <w:t>effects-&gt;</w:t>
+      </w:r>
+      <w:proofErr w:type="gramStart"/>
+      <w:r>
+        <w:rPr>
+          <w:rFonts w:ascii="DejaVu Sans Mono" w:eastAsia="DejaVu Sans Mono" w:hAnsi="DejaVu Sans Mono"/>
+          <w:color w:val="E5EEF8"/>
+          <w:sz w:val="17"/>
+        </w:rPr>
+        <w:t>UpdateEffectPosition(</w:t>
+      </w:r>
+      <w:proofErr w:type="gramEnd"/>
+      <w:r>
+        <w:rPr>
+          <w:rFonts w:ascii="DejaVu Sans Mono" w:eastAsia="DejaVu Sans Mono" w:hAnsi="DejaVu Sans Mono"/>
+          <w:color w:val="E5EEF8"/>
+          <w:sz w:val="17"/>
+        </w:rPr>
+        <w:t>orbit, targetPos);</w:t>
+      </w:r>
+      <w:r>
+        <w:rPr>
+          <w:rFonts w:ascii="DejaVu Sans Mono" w:eastAsia="DejaVu Sans Mono" w:hAnsi="DejaVu Sans Mono"/>
+          <w:color w:val="E5EEF8"/>
+          <w:sz w:val="17"/>
+        </w:rPr>
+        <w:br/>
+      </w:r>
+      <w:r>
+        <w:rPr>
+          <w:rFonts w:ascii="DejaVu Sans Mono" w:eastAsia="DejaVu Sans Mono" w:hAnsi="DejaVu Sans Mono"/>
+          <w:color w:val="E5EEF8"/>
+          <w:sz w:val="17"/>
+        </w:rPr>
+        <w:br/>
+        <w:t>// 조기 종료</w:t>
+      </w:r>
+      <w:r>
+        <w:rPr>
+          <w:rFonts w:ascii="DejaVu Sans Mono" w:eastAsia="DejaVu Sans Mono" w:hAnsi="DejaVu Sans Mono"/>
+          <w:color w:val="E5EEF8"/>
+          <w:sz w:val="17"/>
+        </w:rPr>
+        <w:br/>
         <w:t>effects-&gt;StopEffect(orbit); // 포인터는 nullptr로 정리됨</w:t>
       </w:r>
     </w:p>
@@ -6603,6 +7190,7 @@
         <w:t xml:space="preserve">동일 타입의 모든 Lock Orbit 또는 Banana Spin을 한 위치로 옮겨도 된다면 전용 </w:t>
       </w:r>
       <w:proofErr w:type="spellStart"/>
+      <w:proofErr w:type="gramStart"/>
       <w:r>
         <w:rPr>
           <w:lang w:eastAsia="ko-KR"/>
@@ -6614,7 +7202,14 @@
         <w:rPr>
           <w:lang w:eastAsia="ko-KR"/>
         </w:rPr>
-        <w:t xml:space="preserve"> / </w:t>
+        <w:t xml:space="preserve"> /</w:t>
+      </w:r>
+      <w:proofErr w:type="gramEnd"/>
+      <w:r>
+        <w:rPr>
+          <w:lang w:eastAsia="ko-KR"/>
+        </w:rPr>
+        <w:t xml:space="preserve"> </w:t>
       </w:r>
       <w:proofErr w:type="spellStart"/>
       <w:r>
@@ -6799,11 +7394,19 @@
             <w:pPr>
               <w:spacing w:after="0" w:line="278" w:lineRule="auto"/>
             </w:pPr>
+            <w:proofErr w:type="gramStart"/>
             <w:r>
               <w:rPr>
                 <w:sz w:val="16"/>
               </w:rPr>
-              <w:t>StopEffect(ActiveEffect*&amp;)</w:t>
+              <w:t>StopEffect(</w:t>
+            </w:r>
+            <w:proofErr w:type="gramEnd"/>
+            <w:r>
+              <w:rPr>
+                <w:sz w:val="16"/>
+              </w:rPr>
+              <w:t>ActiveEffect*&amp;)</w:t>
             </w:r>
           </w:p>
         </w:tc>
@@ -7043,12 +7646,20 @@
             <w:pPr>
               <w:spacing w:after="0" w:line="278" w:lineRule="auto"/>
             </w:pPr>
+            <w:proofErr w:type="gramStart"/>
             <w:r>
               <w:rPr>
                 <w:sz w:val="16"/>
               </w:rPr>
               <w:lastRenderedPageBreak/>
-              <w:t>ClearActiveEffects()</w:t>
+              <w:t>ClearActiveEffects(</w:t>
+            </w:r>
+            <w:proofErr w:type="gramEnd"/>
+            <w:r>
+              <w:rPr>
+                <w:sz w:val="16"/>
+              </w:rPr>
+              <w:t>)</w:t>
             </w:r>
           </w:p>
         </w:tc>
@@ -7137,6 +7748,7 @@
               <w:spacing w:after="0" w:line="278" w:lineRule="auto"/>
             </w:pPr>
             <w:proofErr w:type="spellStart"/>
+            <w:proofErr w:type="gramStart"/>
             <w:r>
               <w:rPr>
                 <w:sz w:val="16"/>
@@ -7148,7 +7760,14 @@
               <w:rPr>
                 <w:sz w:val="16"/>
               </w:rPr>
-              <w:t>()</w:t>
+              <w:t>(</w:t>
+            </w:r>
+            <w:proofErr w:type="gramEnd"/>
+            <w:r>
+              <w:rPr>
+                <w:sz w:val="16"/>
+              </w:rPr>
+              <w:t>)</w:t>
             </w:r>
           </w:p>
         </w:tc>
@@ -8312,7 +8931,17 @@
                 <w:sz w:val="20"/>
                 <w:lang w:eastAsia="ko-KR"/>
               </w:rPr>
-              <w:t xml:space="preserve"> 현재 상태  </w:t>
+              <w:t xml:space="preserve"> 현재 </w:t>
+            </w:r>
+            <w:proofErr w:type="gramStart"/>
+            <w:r>
+              <w:rPr>
+                <w:b/>
+                <w:color w:val="2E74B5"/>
+                <w:sz w:val="20"/>
+                <w:lang w:eastAsia="ko-KR"/>
+              </w:rPr>
+              <w:t xml:space="preserve">상태  </w:t>
             </w:r>
             <w:proofErr w:type="spellStart"/>
             <w:r>
@@ -8323,6 +8952,7 @@
               <w:t>ParticleBlendMode</w:t>
             </w:r>
             <w:proofErr w:type="spellEnd"/>
+            <w:proofErr w:type="gramEnd"/>
             <w:r>
               <w:rPr>
                 <w:sz w:val="20"/>
@@ -9035,17 +9665,18 @@
           <w:sz w:val="17"/>
         </w:rPr>
         <w:br/>
-        <w:t>effects-&gt;RegisterEffect(</w:t>
-      </w:r>
+        <w:t>effects-&gt;</w:t>
+      </w:r>
+      <w:proofErr w:type="gramStart"/>
       <w:r>
         <w:rPr>
           <w:rFonts w:ascii="DejaVu Sans Mono" w:eastAsia="DejaVu Sans Mono" w:hAnsi="DejaVu Sans Mono"/>
           <w:color w:val="E5EEF8"/>
           <w:sz w:val="17"/>
         </w:rPr>
-        <w:br/>
-        <w:t xml:space="preserve">    "blue_drift_spark",</w:t>
-      </w:r>
+        <w:t>RegisterEffect(</w:t>
+      </w:r>
+      <w:proofErr w:type="gramEnd"/>
       <w:r>
         <w:rPr>
           <w:rFonts w:ascii="DejaVu Sans Mono" w:eastAsia="DejaVu Sans Mono" w:hAnsi="DejaVu Sans Mono"/>
@@ -9053,7 +9684,7 @@
           <w:sz w:val="17"/>
         </w:rPr>
         <w:br/>
-        <w:t xml:space="preserve">    EFFECT_TYPE::DRIFT_SPARK_LEFT,</w:t>
+        <w:t xml:space="preserve">    "blue_drift_spark",</w:t>
       </w:r>
       <w:r>
         <w:rPr>
@@ -9062,24 +9693,25 @@
           <w:sz w:val="17"/>
         </w:rPr>
         <w:br/>
-        <w:t xml:space="preserve">    driftPreset</w:t>
-      </w:r>
+        <w:t xml:space="preserve">    EFFECT_</w:t>
+      </w:r>
+      <w:proofErr w:type="gramStart"/>
       <w:r>
         <w:rPr>
           <w:rFonts w:ascii="DejaVu Sans Mono" w:eastAsia="DejaVu Sans Mono" w:hAnsi="DejaVu Sans Mono"/>
           <w:color w:val="E5EEF8"/>
           <w:sz w:val="17"/>
         </w:rPr>
-        <w:br/>
-        <w:t>);</w:t>
-      </w:r>
+        <w:t>TYPE::</w:t>
+      </w:r>
+      <w:proofErr w:type="gramEnd"/>
       <w:r>
         <w:rPr>
           <w:rFonts w:ascii="DejaVu Sans Mono" w:eastAsia="DejaVu Sans Mono" w:hAnsi="DejaVu Sans Mono"/>
           <w:color w:val="E5EEF8"/>
           <w:sz w:val="17"/>
         </w:rPr>
-        <w:br/>
+        <w:t>DRIFT_SPARK_LEFT,</w:t>
       </w:r>
       <w:r>
         <w:rPr>
@@ -9088,8 +9720,44 @@
           <w:sz w:val="17"/>
         </w:rPr>
         <w:br/>
-        <w:t>ActiveEffect* fx = effects-&gt;Play(</w:t>
-      </w:r>
+        <w:t xml:space="preserve">    driftPreset</w:t>
+      </w:r>
+      <w:r>
+        <w:rPr>
+          <w:rFonts w:ascii="DejaVu Sans Mono" w:eastAsia="DejaVu Sans Mono" w:hAnsi="DejaVu Sans Mono"/>
+          <w:color w:val="E5EEF8"/>
+          <w:sz w:val="17"/>
+        </w:rPr>
+        <w:br/>
+        <w:t>);</w:t>
+      </w:r>
+      <w:r>
+        <w:rPr>
+          <w:rFonts w:ascii="DejaVu Sans Mono" w:eastAsia="DejaVu Sans Mono" w:hAnsi="DejaVu Sans Mono"/>
+          <w:color w:val="E5EEF8"/>
+          <w:sz w:val="17"/>
+        </w:rPr>
+        <w:br/>
+      </w:r>
+      <w:r>
+        <w:rPr>
+          <w:rFonts w:ascii="DejaVu Sans Mono" w:eastAsia="DejaVu Sans Mono" w:hAnsi="DejaVu Sans Mono"/>
+          <w:color w:val="E5EEF8"/>
+          <w:sz w:val="17"/>
+        </w:rPr>
+        <w:br/>
+        <w:t>ActiveEffect* fx = effects-&gt;</w:t>
+      </w:r>
+      <w:proofErr w:type="gramStart"/>
+      <w:r>
+        <w:rPr>
+          <w:rFonts w:ascii="DejaVu Sans Mono" w:eastAsia="DejaVu Sans Mono" w:hAnsi="DejaVu Sans Mono"/>
+          <w:color w:val="E5EEF8"/>
+          <w:sz w:val="17"/>
+        </w:rPr>
+        <w:t>Play(</w:t>
+      </w:r>
+      <w:proofErr w:type="gramEnd"/>
       <w:r>
         <w:rPr>
           <w:rFonts w:ascii="DejaVu Sans Mono" w:eastAsia="DejaVu Sans Mono" w:hAnsi="DejaVu Sans Mono"/>
@@ -9181,7 +9849,17 @@
                 <w:sz w:val="20"/>
                 <w:lang w:eastAsia="ko-KR"/>
               </w:rPr>
-              <w:t xml:space="preserve">등록의 범위  </w:t>
+              <w:t xml:space="preserve">등록의 </w:t>
+            </w:r>
+            <w:proofErr w:type="gramStart"/>
+            <w:r>
+              <w:rPr>
+                <w:b/>
+                <w:color w:val="B7791F"/>
+                <w:sz w:val="20"/>
+                <w:lang w:eastAsia="ko-KR"/>
+              </w:rPr>
+              <w:t xml:space="preserve">범위  </w:t>
             </w:r>
             <w:proofErr w:type="spellStart"/>
             <w:r>
@@ -9192,6 +9870,7 @@
               <w:t>RegisterEffect</w:t>
             </w:r>
             <w:proofErr w:type="spellEnd"/>
+            <w:proofErr w:type="gramEnd"/>
             <w:r>
               <w:rPr>
                 <w:sz w:val="20"/>
@@ -9423,17 +10102,18 @@
           <w:color w:val="E5EEF8"/>
           <w:sz w:val="17"/>
         </w:rPr>
-        <w:t>effects-&gt;ToggleLocalBooster(</w:t>
-      </w:r>
+        <w:t>effects-&gt;</w:t>
+      </w:r>
+      <w:proofErr w:type="gramStart"/>
       <w:r>
         <w:rPr>
           <w:rFonts w:ascii="DejaVu Sans Mono" w:eastAsia="DejaVu Sans Mono" w:hAnsi="DejaVu Sans Mono"/>
           <w:color w:val="E5EEF8"/>
           <w:sz w:val="17"/>
         </w:rPr>
-        <w:br/>
-        <w:t xml:space="preserve">    true,</w:t>
-      </w:r>
+        <w:t>ToggleLocalBooster(</w:t>
+      </w:r>
+      <w:proofErr w:type="gramEnd"/>
       <w:r>
         <w:rPr>
           <w:rFonts w:ascii="DejaVu Sans Mono" w:eastAsia="DejaVu Sans Mono" w:hAnsi="DejaVu Sans Mono"/>
@@ -9441,7 +10121,7 @@
           <w:sz w:val="17"/>
         </w:rPr>
         <w:br/>
-        <w:t xml:space="preserve">    XMFLOAT3(2.0f, 10.0f, 2.0f),</w:t>
+        <w:t xml:space="preserve">    true,</w:t>
       </w:r>
       <w:r>
         <w:rPr>
@@ -9450,7 +10130,7 @@
           <w:sz w:val="17"/>
         </w:rPr>
         <w:br/>
-        <w:t xml:space="preserve">    XMFLOAT3(0.1f, 0.5f, 1.0f),</w:t>
+        <w:t xml:space="preserve">    XMFLOAT3(2.0f, 10.0f, 2.0f),</w:t>
       </w:r>
       <w:r>
         <w:rPr>
@@ -9459,7 +10139,7 @@
           <w:sz w:val="17"/>
         </w:rPr>
         <w:br/>
-        <w:t xml:space="preserve">    40.0f,</w:t>
+        <w:t xml:space="preserve">    XMFLOAT3(0.1f, 0.5f, 1.0f),</w:t>
       </w:r>
       <w:r>
         <w:rPr>
@@ -9468,7 +10148,7 @@
           <w:sz w:val="17"/>
         </w:rPr>
         <w:br/>
-        <w:t xml:space="preserve">    50.0f</w:t>
+        <w:t xml:space="preserve">    40.0f,</w:t>
       </w:r>
       <w:r>
         <w:rPr>
@@ -9477,7 +10157,7 @@
           <w:sz w:val="17"/>
         </w:rPr>
         <w:br/>
-        <w:t>);</w:t>
+        <w:t xml:space="preserve">    50.0f</w:t>
       </w:r>
       <w:r>
         <w:rPr>
@@ -9486,6 +10166,7 @@
           <w:sz w:val="17"/>
         </w:rPr>
         <w:br/>
+        <w:t>);</w:t>
       </w:r>
       <w:r>
         <w:rPr>
@@ -9494,7 +10175,6 @@
           <w:sz w:val="17"/>
         </w:rPr>
         <w:br/>
-        <w:t>// 매 프레임 플레이어 이동 완료 후</w:t>
       </w:r>
       <w:r>
         <w:rPr>
@@ -9503,7 +10183,34 @@
           <w:sz w:val="17"/>
         </w:rPr>
         <w:br/>
-        <w:t>effects-&gt;UpdateLocalBoosterPosition(playerPos, playerLook);</w:t>
+        <w:t>// 매 프레임 플레이어 이동 완료 후</w:t>
+      </w:r>
+      <w:r>
+        <w:rPr>
+          <w:rFonts w:ascii="DejaVu Sans Mono" w:eastAsia="DejaVu Sans Mono" w:hAnsi="DejaVu Sans Mono"/>
+          <w:color w:val="E5EEF8"/>
+          <w:sz w:val="17"/>
+        </w:rPr>
+        <w:br/>
+        <w:t>effects-&gt;</w:t>
+      </w:r>
+      <w:proofErr w:type="gramStart"/>
+      <w:r>
+        <w:rPr>
+          <w:rFonts w:ascii="DejaVu Sans Mono" w:eastAsia="DejaVu Sans Mono" w:hAnsi="DejaVu Sans Mono"/>
+          <w:color w:val="E5EEF8"/>
+          <w:sz w:val="17"/>
+        </w:rPr>
+        <w:t>UpdateLocalBoosterPosition(</w:t>
+      </w:r>
+      <w:proofErr w:type="gramEnd"/>
+      <w:r>
+        <w:rPr>
+          <w:rFonts w:ascii="DejaVu Sans Mono" w:eastAsia="DejaVu Sans Mono" w:hAnsi="DejaVu Sans Mono"/>
+          <w:color w:val="E5EEF8"/>
+          <w:sz w:val="17"/>
+        </w:rPr>
+        <w:t>playerPos, playerLook);</w:t>
       </w:r>
       <w:r>
         <w:rPr>
@@ -10219,7 +10926,21 @@
               <w:rPr>
                 <w:sz w:val="17"/>
               </w:rPr>
-              <w:t>radius 15 / 20 slices / 20 stacks / scale (3,10.5,1.5) / scroll (0,-6,0)</w:t>
+              <w:t>radius 15 / 20 slices / 20 stacks / scale (3,10.5,1.5) / scroll (</w:t>
+            </w:r>
+            <w:proofErr w:type="gramStart"/>
+            <w:r>
+              <w:rPr>
+                <w:sz w:val="17"/>
+              </w:rPr>
+              <w:t>0,-</w:t>
+            </w:r>
+            <w:proofErr w:type="gramEnd"/>
+            <w:r>
+              <w:rPr>
+                <w:sz w:val="17"/>
+              </w:rPr>
+              <w:t>6,0)</w:t>
             </w:r>
           </w:p>
         </w:tc>
@@ -10407,7 +11128,7 @@
       <w:pPr>
         <w:pStyle w:val="2"/>
         <w:rPr>
-          <w:rFonts w:eastAsia="맑은 고딕" w:hint="eastAsia"/>
+          <w:rFonts w:eastAsia="맑은 고딕"/>
           <w:lang w:eastAsia="ko-KR"/>
         </w:rPr>
       </w:pPr>
@@ -10460,6 +11181,7 @@
         <w:t>effects-&gt;</w:t>
       </w:r>
       <w:proofErr w:type="spellStart"/>
+      <w:proofErr w:type="gramStart"/>
       <w:r>
         <w:rPr>
           <w:rFonts w:ascii="DejaVu Sans Mono" w:eastAsia="DejaVu Sans Mono" w:hAnsi="DejaVu Sans Mono"/>
@@ -10477,6 +11199,7 @@
         </w:rPr>
         <w:t>(</w:t>
       </w:r>
+      <w:proofErr w:type="gramEnd"/>
       <w:r>
         <w:rPr>
           <w:rFonts w:ascii="DejaVu Sans Mono" w:eastAsia="DejaVu Sans Mono" w:hAnsi="DejaVu Sans Mono"/>
@@ -10484,79 +11207,79 @@
           <w:sz w:val="17"/>
         </w:rPr>
         <w:br/>
-        <w:t xml:space="preserve">    EFFECT_TYPE::DUST,</w:t>
-      </w:r>
+        <w:t xml:space="preserve">    EFFECT_</w:t>
+      </w:r>
+      <w:proofErr w:type="gramStart"/>
       <w:r>
         <w:rPr>
           <w:rFonts w:ascii="DejaVu Sans Mono" w:eastAsia="DejaVu Sans Mono" w:hAnsi="DejaVu Sans Mono"/>
           <w:color w:val="E5EEF8"/>
           <w:sz w:val="17"/>
         </w:rPr>
-        <w:br/>
-        <w:t xml:space="preserve">    </w:t>
-      </w:r>
-      <w:proofErr w:type="spellStart"/>
+        <w:t>TYPE::</w:t>
+      </w:r>
+      <w:proofErr w:type="gramEnd"/>
       <w:r>
         <w:rPr>
           <w:rFonts w:ascii="DejaVu Sans Mono" w:eastAsia="DejaVu Sans Mono" w:hAnsi="DejaVu Sans Mono"/>
           <w:color w:val="E5EEF8"/>
           <w:sz w:val="17"/>
         </w:rPr>
-        <w:t>playerPos</w:t>
-      </w:r>
-      <w:proofErr w:type="spellEnd"/>
+        <w:t>DUST,</w:t>
+      </w:r>
       <w:r>
         <w:rPr>
           <w:rFonts w:ascii="DejaVu Sans Mono" w:eastAsia="DejaVu Sans Mono" w:hAnsi="DejaVu Sans Mono"/>
           <w:color w:val="E5EEF8"/>
           <w:sz w:val="17"/>
         </w:rPr>
-        <w:t>,</w:t>
-      </w:r>
+        <w:br/>
+        <w:t xml:space="preserve">    </w:t>
+      </w:r>
+      <w:proofErr w:type="spellStart"/>
       <w:r>
         <w:rPr>
           <w:rFonts w:ascii="DejaVu Sans Mono" w:eastAsia="DejaVu Sans Mono" w:hAnsi="DejaVu Sans Mono"/>
           <w:color w:val="E5EEF8"/>
           <w:sz w:val="17"/>
         </w:rPr>
-        <w:br/>
-        <w:t xml:space="preserve">    </w:t>
-      </w:r>
-      <w:proofErr w:type="spellStart"/>
+        <w:t>playerPos</w:t>
+      </w:r>
+      <w:proofErr w:type="spellEnd"/>
       <w:r>
         <w:rPr>
           <w:rFonts w:ascii="DejaVu Sans Mono" w:eastAsia="DejaVu Sans Mono" w:hAnsi="DejaVu Sans Mono"/>
           <w:color w:val="E5EEF8"/>
           <w:sz w:val="17"/>
         </w:rPr>
-        <w:t>playerRight</w:t>
-      </w:r>
-      <w:proofErr w:type="spellEnd"/>
+        <w:t>,</w:t>
+      </w:r>
       <w:r>
         <w:rPr>
           <w:rFonts w:ascii="DejaVu Sans Mono" w:eastAsia="DejaVu Sans Mono" w:hAnsi="DejaVu Sans Mono"/>
           <w:color w:val="E5EEF8"/>
           <w:sz w:val="17"/>
         </w:rPr>
-        <w:t>,</w:t>
-      </w:r>
+        <w:br/>
+        <w:t xml:space="preserve">    </w:t>
+      </w:r>
+      <w:proofErr w:type="spellStart"/>
       <w:r>
         <w:rPr>
           <w:rFonts w:ascii="DejaVu Sans Mono" w:eastAsia="DejaVu Sans Mono" w:hAnsi="DejaVu Sans Mono"/>
           <w:color w:val="E5EEF8"/>
           <w:sz w:val="17"/>
         </w:rPr>
-        <w:br/>
-        <w:t xml:space="preserve">    playerLook,</w:t>
-      </w:r>
+        <w:t>playerRight</w:t>
+      </w:r>
+      <w:proofErr w:type="spellEnd"/>
       <w:r>
         <w:rPr>
           <w:rFonts w:ascii="DejaVu Sans Mono" w:eastAsia="DejaVu Sans Mono" w:hAnsi="DejaVu Sans Mono"/>
           <w:color w:val="E5EEF8"/>
           <w:sz w:val="17"/>
         </w:rPr>
-        <w:br/>
-        <w:t xml:space="preserve">    XMFLOAT2(5.0f, 5.0f),</w:t>
+        <w:t>,</w:t>
       </w:r>
       <w:r>
         <w:rPr>
@@ -10565,7 +11288,7 @@
           <w:sz w:val="17"/>
         </w:rPr>
         <w:br/>
-        <w:t xml:space="preserve">    XMFLOAT2(18.0f, 28.0f),</w:t>
+        <w:t xml:space="preserve">    playerLook,</w:t>
       </w:r>
       <w:r>
         <w:rPr>
@@ -10574,7 +11297,7 @@
           <w:sz w:val="17"/>
         </w:rPr>
         <w:br/>
-        <w:t xml:space="preserve">    XMFLOAT3(1.0f, 1.0f, 1.0f)</w:t>
+        <w:t xml:space="preserve">    XMFLOAT2(5.0f, 5.0f),</w:t>
       </w:r>
       <w:r>
         <w:rPr>
@@ -10583,6 +11306,24 @@
           <w:sz w:val="17"/>
         </w:rPr>
         <w:br/>
+        <w:t xml:space="preserve">    XMFLOAT2(18.0f, 28.0f),</w:t>
+      </w:r>
+      <w:r>
+        <w:rPr>
+          <w:rFonts w:ascii="DejaVu Sans Mono" w:eastAsia="DejaVu Sans Mono" w:hAnsi="DejaVu Sans Mono"/>
+          <w:color w:val="E5EEF8"/>
+          <w:sz w:val="17"/>
+        </w:rPr>
+        <w:br/>
+        <w:t xml:space="preserve">    XMFLOAT3(1.0f, 1.0f, 1.0f)</w:t>
+      </w:r>
+      <w:r>
+        <w:rPr>
+          <w:rFonts w:ascii="DejaVu Sans Mono" w:eastAsia="DejaVu Sans Mono" w:hAnsi="DejaVu Sans Mono"/>
+          <w:color w:val="E5EEF8"/>
+          <w:sz w:val="17"/>
+        </w:rPr>
+        <w:br/>
         <w:t>);</w:t>
       </w:r>
     </w:p>
@@ -10613,6 +11354,7 @@
         <w:t>, look 방향 ±</w:t>
       </w:r>
       <w:proofErr w:type="spellStart"/>
+      <w:proofErr w:type="gramStart"/>
       <w:r>
         <w:rPr>
           <w:lang w:eastAsia="ko-KR"/>
@@ -10620,6 +11362,7 @@
         <w:t>offset.y</w:t>
       </w:r>
       <w:proofErr w:type="spellEnd"/>
+      <w:proofErr w:type="gramEnd"/>
       <w:r>
         <w:rPr>
           <w:lang w:eastAsia="ko-KR"/>
@@ -10667,34 +11410,116 @@
           <w:sz w:val="17"/>
         </w:rPr>
         <w:br/>
-        <w:t xml:space="preserve">    ? EFFECT_TYPE::DRIFT_SPARK_LEFT</w:t>
-      </w:r>
+        <w:t xml:space="preserve">  </w:t>
+      </w:r>
+      <w:proofErr w:type="gramStart"/>
       <w:r>
         <w:rPr>
           <w:rFonts w:ascii="DejaVu Sans Mono" w:eastAsia="DejaVu Sans Mono" w:hAnsi="DejaVu Sans Mono"/>
           <w:color w:val="E5EEF8"/>
           <w:sz w:val="17"/>
         </w:rPr>
-        <w:br/>
-        <w:t xml:space="preserve">    : EFFECT_TYPE::DRIFT_SPARK_RIGHT;</w:t>
-      </w:r>
+        <w:t xml:space="preserve">  ?</w:t>
+      </w:r>
+      <w:proofErr w:type="gramEnd"/>
       <w:r>
         <w:rPr>
           <w:rFonts w:ascii="DejaVu Sans Mono" w:eastAsia="DejaVu Sans Mono" w:hAnsi="DejaVu Sans Mono"/>
           <w:color w:val="E5EEF8"/>
           <w:sz w:val="17"/>
         </w:rPr>
-        <w:br/>
-      </w:r>
+        <w:t xml:space="preserve"> EFFECT_</w:t>
+      </w:r>
+      <w:proofErr w:type="gramStart"/>
       <w:r>
         <w:rPr>
           <w:rFonts w:ascii="DejaVu Sans Mono" w:eastAsia="DejaVu Sans Mono" w:hAnsi="DejaVu Sans Mono"/>
           <w:color w:val="E5EEF8"/>
           <w:sz w:val="17"/>
         </w:rPr>
+        <w:t>TYPE::</w:t>
+      </w:r>
+      <w:proofErr w:type="gramEnd"/>
+      <w:r>
+        <w:rPr>
+          <w:rFonts w:ascii="DejaVu Sans Mono" w:eastAsia="DejaVu Sans Mono" w:hAnsi="DejaVu Sans Mono"/>
+          <w:color w:val="E5EEF8"/>
+          <w:sz w:val="17"/>
+        </w:rPr>
+        <w:t>DRIFT_SPARK_LEFT</w:t>
+      </w:r>
+      <w:r>
+        <w:rPr>
+          <w:rFonts w:ascii="DejaVu Sans Mono" w:eastAsia="DejaVu Sans Mono" w:hAnsi="DejaVu Sans Mono"/>
+          <w:color w:val="E5EEF8"/>
+          <w:sz w:val="17"/>
+        </w:rPr>
         <w:br/>
-        <w:t>effects-&gt;Play(</w:t>
-      </w:r>
+        <w:t xml:space="preserve">  </w:t>
+      </w:r>
+      <w:proofErr w:type="gramStart"/>
+      <w:r>
+        <w:rPr>
+          <w:rFonts w:ascii="DejaVu Sans Mono" w:eastAsia="DejaVu Sans Mono" w:hAnsi="DejaVu Sans Mono"/>
+          <w:color w:val="E5EEF8"/>
+          <w:sz w:val="17"/>
+        </w:rPr>
+        <w:t xml:space="preserve">  :</w:t>
+      </w:r>
+      <w:proofErr w:type="gramEnd"/>
+      <w:r>
+        <w:rPr>
+          <w:rFonts w:ascii="DejaVu Sans Mono" w:eastAsia="DejaVu Sans Mono" w:hAnsi="DejaVu Sans Mono"/>
+          <w:color w:val="E5EEF8"/>
+          <w:sz w:val="17"/>
+        </w:rPr>
+        <w:t xml:space="preserve"> EFFECT_</w:t>
+      </w:r>
+      <w:proofErr w:type="gramStart"/>
+      <w:r>
+        <w:rPr>
+          <w:rFonts w:ascii="DejaVu Sans Mono" w:eastAsia="DejaVu Sans Mono" w:hAnsi="DejaVu Sans Mono"/>
+          <w:color w:val="E5EEF8"/>
+          <w:sz w:val="17"/>
+        </w:rPr>
+        <w:t>TYPE::</w:t>
+      </w:r>
+      <w:proofErr w:type="gramEnd"/>
+      <w:r>
+        <w:rPr>
+          <w:rFonts w:ascii="DejaVu Sans Mono" w:eastAsia="DejaVu Sans Mono" w:hAnsi="DejaVu Sans Mono"/>
+          <w:color w:val="E5EEF8"/>
+          <w:sz w:val="17"/>
+        </w:rPr>
+        <w:t>DRIFT_SPARK_RIGHT;</w:t>
+      </w:r>
+      <w:r>
+        <w:rPr>
+          <w:rFonts w:ascii="DejaVu Sans Mono" w:eastAsia="DejaVu Sans Mono" w:hAnsi="DejaVu Sans Mono"/>
+          <w:color w:val="E5EEF8"/>
+          <w:sz w:val="17"/>
+        </w:rPr>
+        <w:br/>
+      </w:r>
+      <w:r>
+        <w:rPr>
+          <w:rFonts w:ascii="DejaVu Sans Mono" w:eastAsia="DejaVu Sans Mono" w:hAnsi="DejaVu Sans Mono"/>
+          <w:color w:val="E5EEF8"/>
+          <w:sz w:val="17"/>
+        </w:rPr>
+        <w:br/>
+        <w:t>effects-&gt;</w:t>
+      </w:r>
+      <w:proofErr w:type="gramStart"/>
+      <w:r>
+        <w:rPr>
+          <w:rFonts w:ascii="DejaVu Sans Mono" w:eastAsia="DejaVu Sans Mono" w:hAnsi="DejaVu Sans Mono"/>
+          <w:color w:val="E5EEF8"/>
+          <w:sz w:val="17"/>
+        </w:rPr>
+        <w:t>Play(</w:t>
+      </w:r>
+      <w:proofErr w:type="gramEnd"/>
       <w:r>
         <w:rPr>
           <w:rFonts w:ascii="DejaVu Sans Mono" w:eastAsia="DejaVu Sans Mono" w:hAnsi="DejaVu Sans Mono"/>
@@ -10933,11 +11758,19 @@
             <w:pPr>
               <w:spacing w:after="0" w:line="278" w:lineRule="auto"/>
             </w:pPr>
+            <w:proofErr w:type="gramStart"/>
             <w:r>
               <w:rPr>
                 <w:sz w:val="17"/>
               </w:rPr>
-              <w:t>UpdateEffectPosition(handle, targetPos)</w:t>
+              <w:t>UpdateEffectPosition(</w:t>
+            </w:r>
+            <w:proofErr w:type="gramEnd"/>
+            <w:r>
+              <w:rPr>
+                <w:sz w:val="17"/>
+              </w:rPr>
+              <w:t>handle, targetPos)</w:t>
             </w:r>
           </w:p>
         </w:tc>
@@ -11008,11 +11841,19 @@
             <w:pPr>
               <w:spacing w:after="0" w:line="278" w:lineRule="auto"/>
             </w:pPr>
+            <w:proofErr w:type="gramStart"/>
             <w:r>
               <w:rPr>
                 <w:sz w:val="17"/>
               </w:rPr>
-              <w:t>UpdateEffectPosition(handle, playerPos)</w:t>
+              <w:t>UpdateEffectPosition(</w:t>
+            </w:r>
+            <w:proofErr w:type="gramEnd"/>
+            <w:r>
+              <w:rPr>
+                <w:sz w:val="17"/>
+              </w:rPr>
+              <w:t>handle, playerPos)</w:t>
             </w:r>
           </w:p>
         </w:tc>
@@ -11147,20 +11988,30 @@
         <w:t xml:space="preserve"> </w:t>
       </w:r>
       <w:proofErr w:type="spellStart"/>
+      <w:proofErr w:type="gramStart"/>
       <w:r>
         <w:t>SceneRenderTexture</w:t>
       </w:r>
       <w:proofErr w:type="spellEnd"/>
       <w:r>
-        <w:t xml:space="preserve">(SRV/RTV), </w:t>
+        <w:t>(</w:t>
+      </w:r>
+      <w:proofErr w:type="gramEnd"/>
+      <w:r>
+        <w:t xml:space="preserve">SRV/RTV), </w:t>
       </w:r>
       <w:proofErr w:type="spellStart"/>
+      <w:proofErr w:type="gramStart"/>
       <w:r>
         <w:t>BlurTexture</w:t>
       </w:r>
       <w:proofErr w:type="spellEnd"/>
       <w:r>
-        <w:t xml:space="preserve">(UAV), </w:t>
+        <w:t>(</w:t>
+      </w:r>
+      <w:proofErr w:type="gramEnd"/>
+      <w:r>
+        <w:t xml:space="preserve">UAV), </w:t>
       </w:r>
       <w:proofErr w:type="spellStart"/>
       <w:r>
@@ -11455,11 +12306,19 @@
             <w:pPr>
               <w:spacing w:after="0" w:line="278" w:lineRule="auto"/>
             </w:pPr>
+            <w:proofErr w:type="gramStart"/>
             <w:r>
               <w:rPr>
                 <w:sz w:val="17"/>
               </w:rPr>
-              <w:t>min(speed × 0.0005, 0.15), speed &lt;= 0이면 0</w:t>
+              <w:t>min(</w:t>
+            </w:r>
+            <w:proofErr w:type="gramEnd"/>
+            <w:r>
+              <w:rPr>
+                <w:sz w:val="17"/>
+              </w:rPr>
+              <w:t>speed × 0.0005, 0.15), speed &lt;= 0이면 0</w:t>
             </w:r>
           </w:p>
         </w:tc>
@@ -11610,7 +12469,21 @@
               <w:rPr>
                 <w:sz w:val="17"/>
               </w:rPr>
-              <w:t>[numthreads(32, 32, 1)] / Dispatch 권장: ceil(width÷32), ceil(height÷32)</w:t>
+              <w:t>[</w:t>
+            </w:r>
+            <w:proofErr w:type="gramStart"/>
+            <w:r>
+              <w:rPr>
+                <w:sz w:val="17"/>
+              </w:rPr>
+              <w:t>numthreads(</w:t>
+            </w:r>
+            <w:proofErr w:type="gramEnd"/>
+            <w:r>
+              <w:rPr>
+                <w:sz w:val="17"/>
+              </w:rPr>
+              <w:t>32, 32, 1)] / Dispatch 권장: ceil(width÷32), ceil(height÷32)</w:t>
             </w:r>
           </w:p>
         </w:tc>
@@ -11775,7 +12648,17 @@
                 <w:sz w:val="20"/>
                 <w:lang w:eastAsia="ko-KR"/>
               </w:rPr>
-              <w:t xml:space="preserve">속도 기준 일치  </w:t>
+              <w:t xml:space="preserve">속도 기준 </w:t>
+            </w:r>
+            <w:proofErr w:type="gramStart"/>
+            <w:r>
+              <w:rPr>
+                <w:b/>
+                <w:color w:val="B7791F"/>
+                <w:sz w:val="20"/>
+                <w:lang w:eastAsia="ko-KR"/>
+              </w:rPr>
+              <w:t xml:space="preserve">일치  </w:t>
             </w:r>
             <w:proofErr w:type="spellStart"/>
             <w:r>
@@ -11786,6 +12669,7 @@
               <w:t>SetPlayerSpeedRatio</w:t>
             </w:r>
             <w:proofErr w:type="spellEnd"/>
+            <w:proofErr w:type="gramEnd"/>
             <w:r>
               <w:rPr>
                 <w:sz w:val="20"/>
@@ -12390,11 +13274,33 @@
             <w:pPr>
               <w:spacing w:after="0" w:line="278" w:lineRule="auto"/>
             </w:pPr>
+            <w:proofErr w:type="gramStart"/>
             <w:r>
               <w:rPr>
                 <w:sz w:val="15"/>
               </w:rPr>
-              <w:t>Play(type, ...) / Play(name, ...)</w:t>
+              <w:t>Play(</w:t>
+            </w:r>
+            <w:proofErr w:type="gramEnd"/>
+            <w:r>
+              <w:rPr>
+                <w:sz w:val="15"/>
+              </w:rPr>
+              <w:t xml:space="preserve">type, ...) / </w:t>
+            </w:r>
+            <w:proofErr w:type="gramStart"/>
+            <w:r>
+              <w:rPr>
+                <w:sz w:val="15"/>
+              </w:rPr>
+              <w:t>Play(</w:t>
+            </w:r>
+            <w:proofErr w:type="gramEnd"/>
+            <w:r>
+              <w:rPr>
+                <w:sz w:val="15"/>
+              </w:rPr>
+              <w:t>name, ...)</w:t>
             </w:r>
           </w:p>
         </w:tc>
@@ -13042,11 +13948,19 @@
                 <w:sz w:val="15"/>
               </w:rPr>
             </w:pPr>
+            <w:proofErr w:type="spellStart"/>
             <w:r>
               <w:rPr>
                 <w:sz w:val="15"/>
               </w:rPr>
-              <w:t xml:space="preserve">PlayCarDustParticle / </w:t>
+              <w:t>PlayCarDustParticle</w:t>
+            </w:r>
+            <w:proofErr w:type="spellEnd"/>
+            <w:r>
+              <w:rPr>
+                <w:sz w:val="15"/>
+              </w:rPr>
+              <w:t xml:space="preserve"> / </w:t>
             </w:r>
             <w:proofErr w:type="spellStart"/>
             <w:r>
@@ -14992,7 +15906,6 @@
     <w:p>
       <w:pPr>
         <w:rPr>
-          <w:rFonts w:hint="eastAsia"/>
           <w:lang w:eastAsia="ko-KR"/>
         </w:rPr>
       </w:pPr>
@@ -15078,14 +15991,32 @@
                 <w:sz w:val="20"/>
                 <w:lang w:eastAsia="ko-KR"/>
               </w:rPr>
-              <w:t xml:space="preserve">검증 결과  </w:t>
-            </w:r>
-            <w:r>
-              <w:rPr>
+              <w:t xml:space="preserve">검증 </w:t>
+            </w:r>
+            <w:proofErr w:type="gramStart"/>
+            <w:r>
+              <w:rPr>
+                <w:b/>
+                <w:color w:val="1F6B4F"/>
                 <w:sz w:val="20"/>
                 <w:lang w:eastAsia="ko-KR"/>
               </w:rPr>
-              <w:t>본 라이브러리는 기존 게임을 비롯하여 Microsoft DirectX 12 샘플 프로젝트와 교수 제공 샘플 프로젝트에 적용했으며, 각 환경에서 정상적으로 연동·동작함을 확인했습니다.</w:t>
+              <w:t xml:space="preserve">결과  </w:t>
+            </w:r>
+            <w:r>
+              <w:rPr>
+                <w:sz w:val="20"/>
+                <w:lang w:eastAsia="ko-KR"/>
+              </w:rPr>
+              <w:t>본</w:t>
+            </w:r>
+            <w:proofErr w:type="gramEnd"/>
+            <w:r>
+              <w:rPr>
+                <w:sz w:val="20"/>
+                <w:lang w:eastAsia="ko-KR"/>
+              </w:rPr>
+              <w:t xml:space="preserve"> 라이브러리는 기존 게임을 비롯하여 Microsoft DirectX 12 샘플 프로젝트와 교수 제공 샘플 프로젝트에 적용했으며, 각 환경에서 정상적으로 연동·동작함을 확인했습니다.</w:t>
             </w:r>
             <w:r>
               <w:rPr>
@@ -15245,7 +16176,27 @@
                 <w:sz w:val="16"/>
                 <w:lang w:eastAsia="ko-KR"/>
               </w:rPr>
-              <w:t>라이브러리 기본값 / 요구사항</w:t>
+              <w:t xml:space="preserve">라이브러리 </w:t>
+            </w:r>
+            <w:proofErr w:type="gramStart"/>
+            <w:r>
+              <w:rPr>
+                <w:b/>
+                <w:color w:val="0B2545"/>
+                <w:sz w:val="16"/>
+                <w:lang w:eastAsia="ko-KR"/>
+              </w:rPr>
+              <w:t>기본값 /</w:t>
+            </w:r>
+            <w:proofErr w:type="gramEnd"/>
+            <w:r>
+              <w:rPr>
+                <w:b/>
+                <w:color w:val="0B2545"/>
+                <w:sz w:val="16"/>
+                <w:lang w:eastAsia="ko-KR"/>
+              </w:rPr>
+              <w:t xml:space="preserve"> 요구사항</w:t>
             </w:r>
           </w:p>
         </w:tc>
@@ -17024,7 +17975,6 @@
               <w:spacing w:after="0" w:line="278" w:lineRule="auto"/>
               <w:jc w:val="center"/>
               <w:rPr>
-                <w:rFonts w:hint="eastAsia"/>
                 <w:lang w:eastAsia="ko-KR"/>
               </w:rPr>
             </w:pPr>
@@ -17135,8 +18085,30 @@
               <w:rPr>
                 <w:sz w:val="16"/>
               </w:rPr>
-              <w:t xml:space="preserve"> UpdateEffectPosition 적용</w:t>
-            </w:r>
+              <w:t xml:space="preserve"> </w:t>
+            </w:r>
+            <w:proofErr w:type="spellStart"/>
+            <w:r>
+              <w:rPr>
+                <w:sz w:val="16"/>
+              </w:rPr>
+              <w:t>UpdateEffectPosition</w:t>
+            </w:r>
+            <w:proofErr w:type="spellEnd"/>
+            <w:r>
+              <w:rPr>
+                <w:sz w:val="16"/>
+              </w:rPr>
+              <w:t xml:space="preserve"> </w:t>
+            </w:r>
+            <w:proofErr w:type="spellStart"/>
+            <w:r>
+              <w:rPr>
+                <w:sz w:val="16"/>
+              </w:rPr>
+              <w:t>적용</w:t>
+            </w:r>
+            <w:proofErr w:type="spellEnd"/>
           </w:p>
         </w:tc>
       </w:tr>
@@ -18340,6 +19312,7 @@
               <w:t xml:space="preserve">, </w:t>
             </w:r>
             <w:proofErr w:type="spellStart"/>
+            <w:proofErr w:type="gramStart"/>
             <w:r>
               <w:rPr>
                 <w:sz w:val="17"/>
@@ -18356,6 +19329,7 @@
               <w:t>::</w:t>
             </w:r>
             <w:proofErr w:type="spellStart"/>
+            <w:proofErr w:type="gramEnd"/>
             <w:r>
               <w:rPr>
                 <w:sz w:val="17"/>
@@ -19545,7 +20519,7 @@
 </file>
 
 <file path=word/endnotes.xml><?xml version="1.0" encoding="utf-8"?>
-<w:endnotes xmlns:wpc="http://schemas.microsoft.com/office/word/2010/wordprocessingCanvas" xmlns:cx="http://schemas.microsoft.com/office/drawing/2014/chartex" xmlns:cx1="http://schemas.microsoft.com/office/drawing/2015/9/8/chartex" xmlns:cx2="http://schemas.microsoft.com/office/drawing/2015/10/21/chartex" xmlns:cx3="http://schemas.microsoft.com/office/drawing/2016/5/9/chartex" xmlns:cx4="http://schemas.microsoft.com/office/drawing/2016/5/10/chartex" xmlns:cx5="http://schemas.microsoft.com/office/drawing/2016/5/11/chartex" xmlns:cx6="http://schemas.microsoft.com/office/drawing/2016/5/12/chartex" xmlns:cx7="http://schemas.microsoft.com/office/drawing/2016/5/13/chartex" xmlns:cx8="http://schemas.microsoft.com/office/drawing/2016/5/14/chartex" xmlns:mc="http://schemas.openxmlformats.org/markup-compatibility/2006" xmlns:aink="http://schemas.microsoft.com/office/drawing/2016/ink" xmlns:am3d="http://schemas.microsoft.com/office/drawing/2017/model3d" xmlns:o="urn:schemas-microsoft-com:office:office" xmlns:oel="http://schemas.microsoft.com/office/2019/extlst" xmlns:r="http://schemas.openxmlformats.org/officeDocument/2006/relationships" xmlns:m="http://schemas.openxmlformats.org/officeDocument/2006/math" xmlns:v="urn:schemas-microsoft-com:vml" xmlns:wp14="http://schemas.microsoft.com/office/word/2010/wordprocessingDrawing" xmlns:wp="http://schemas.openxmlformats.org/drawingml/2006/wordprocessingDrawing" xmlns:w10="urn:schemas-microsoft-com:office:word" xmlns:w="http://schemas.openxmlformats.org/wordprocessingml/2006/main" xmlns:w14="http://schemas.microsoft.com/office/word/2010/wordml" xmlns:w15="http://schemas.microsoft.com/office/word/2012/wordml" xmlns:w16cex="http://schemas.microsoft.com/office/word/2018/wordml/cex" xmlns:w16cid="http://schemas.microsoft.com/office/word/2016/wordml/cid" xmlns:w16="http://schemas.microsoft.com/office/word/2018/wordml" xmlns:w16du="http://schemas.microsoft.com/office/word/2023/wordml/word16du" xmlns:w16sdtdh="http://schemas.microsoft.com/office/word/2020/wordml/sdtdatahash" xmlns:w16sdtfl="http://schemas.microsoft.com/office/word/2024/wordml/sdtformatlock" xmlns:w16se="http://schemas.microsoft.com/office/word/2015/wordml/symex" xmlns:wpg="http://schemas.microsoft.com/office/word/2010/wordprocessingGroup" xmlns:wpi="http://schemas.microsoft.com/office/word/2010/wordprocessingInk" xmlns:wne="http://schemas.microsoft.com/office/word/2006/wordml" xmlns:wps="http://schemas.microsoft.com/office/word/2010/wordprocessingShape" mc:Ignorable="w14 w15 w16se w16cid w16 w16cex w16sdtdh w16sdtfl w16du wp14">
+<w:endnotes xmlns:wpc="http://schemas.microsoft.com/office/word/2010/wordprocessingCanvas" xmlns:cx="http://schemas.microsoft.com/office/drawing/2014/chartex" xmlns:cx1="http://schemas.microsoft.com/office/drawing/2015/9/8/chartex" xmlns:cx2="http://schemas.microsoft.com/office/drawing/2015/10/21/chartex" xmlns:cx3="http://schemas.microsoft.com/office/drawing/2016/5/9/chartex" xmlns:cx4="http://schemas.microsoft.com/office/drawing/2016/5/10/chartex" xmlns:cx5="http://schemas.microsoft.com/office/drawing/2016/5/11/chartex" xmlns:cx6="http://schemas.microsoft.com/office/drawing/2016/5/12/chartex" xmlns:cx7="http://schemas.microsoft.com/office/drawing/2016/5/13/chartex" xmlns:cx8="http://schemas.microsoft.com/office/drawing/2016/5/14/chartex" xmlns:mc="http://schemas.openxmlformats.org/markup-compatibility/2006" xmlns:aink="http://schemas.microsoft.com/office/drawing/2016/ink" xmlns:am3d="http://schemas.microsoft.com/office/drawing/2017/model3d" xmlns:o="urn:schemas-microsoft-com:office:office" xmlns:oel="http://schemas.microsoft.com/office/2019/extlst" xmlns:r="http://schemas.openxmlformats.org/officeDocument/2006/relationships" xmlns:m="http://schemas.openxmlformats.org/officeDocument/2006/math" xmlns:v="urn:schemas-microsoft-com:vml" xmlns:wp14="http://schemas.microsoft.com/office/word/2010/wordprocessingDrawing" xmlns:wp="http://schemas.openxmlformats.org/drawingml/2006/wordprocessingDrawing" xmlns:w10="urn:schemas-microsoft-com:office:word" xmlns:w="http://schemas.openxmlformats.org/wordprocessingml/2006/main" xmlns:w14="http://schemas.microsoft.com/office/word/2010/wordml" xmlns:w15="http://schemas.microsoft.com/office/word/2012/wordml" xmlns:w16cei="http://schemas.microsoft.com/office/word/2026/wordml/cei" xmlns:w16cex="http://schemas.microsoft.com/office/word/2018/wordml/cex" xmlns:w16cid="http://schemas.microsoft.com/office/word/2016/wordml/cid" xmlns:w16="http://schemas.microsoft.com/office/word/2018/wordml" xmlns:w16du="http://schemas.microsoft.com/office/word/2023/wordml/word16du" xmlns:w16sdtdh="http://schemas.microsoft.com/office/word/2020/wordml/sdtdatahash" xmlns:w16sdtfl="http://schemas.microsoft.com/office/word/2024/wordml/sdtformatlock" xmlns:w16se="http://schemas.microsoft.com/office/word/2015/wordml/symex" xmlns:wpg="http://schemas.microsoft.com/office/word/2010/wordprocessingGroup" xmlns:wpi="http://schemas.microsoft.com/office/word/2010/wordprocessingInk" xmlns:wne="http://schemas.microsoft.com/office/word/2006/wordml" xmlns:wps="http://schemas.microsoft.com/office/word/2010/wordprocessingShape" mc:Ignorable="w14 w15 w16se w16cid w16 w16cex w16sdtdh w16sdtfl w16du wp14">
   <w:endnote w:type="separator" w:id="-1">
     <w:p>
       <w:pPr>
@@ -19570,7 +20544,7 @@
 </file>
 
 <file path=word/footer1.xml><?xml version="1.0" encoding="utf-8"?>
-<w:ftr xmlns:wpc="http://schemas.microsoft.com/office/word/2010/wordprocessingCanvas" xmlns:cx="http://schemas.microsoft.com/office/drawing/2014/chartex" xmlns:cx1="http://schemas.microsoft.com/office/drawing/2015/9/8/chartex" xmlns:cx2="http://schemas.microsoft.com/office/drawing/2015/10/21/chartex" xmlns:cx3="http://schemas.microsoft.com/office/drawing/2016/5/9/chartex" xmlns:cx4="http://schemas.microsoft.com/office/drawing/2016/5/10/chartex" xmlns:cx5="http://schemas.microsoft.com/office/drawing/2016/5/11/chartex" xmlns:cx6="http://schemas.microsoft.com/office/drawing/2016/5/12/chartex" xmlns:cx7="http://schemas.microsoft.com/office/drawing/2016/5/13/chartex" xmlns:cx8="http://schemas.microsoft.com/office/drawing/2016/5/14/chartex" xmlns:mc="http://schemas.openxmlformats.org/markup-compatibility/2006" xmlns:aink="http://schemas.microsoft.com/office/drawing/2016/ink" xmlns:am3d="http://schemas.microsoft.com/office/drawing/2017/model3d" xmlns:o="urn:schemas-microsoft-com:office:office" xmlns:oel="http://schemas.microsoft.com/office/2019/extlst" xmlns:r="http://schemas.openxmlformats.org/officeDocument/2006/relationships" xmlns:m="http://schemas.openxmlformats.org/officeDocument/2006/math" xmlns:v="urn:schemas-microsoft-com:vml" xmlns:wp14="http://schemas.microsoft.com/office/word/2010/wordprocessingDrawing" xmlns:wp="http://schemas.openxmlformats.org/drawingml/2006/wordprocessingDrawing" xmlns:w10="urn:schemas-microsoft-com:office:word" xmlns:w="http://schemas.openxmlformats.org/wordprocessingml/2006/main" xmlns:w14="http://schemas.microsoft.com/office/word/2010/wordml" xmlns:w15="http://schemas.microsoft.com/office/word/2012/wordml" xmlns:w16cex="http://schemas.microsoft.com/office/word/2018/wordml/cex" xmlns:w16cid="http://schemas.microsoft.com/office/word/2016/wordml/cid" xmlns:w16="http://schemas.microsoft.com/office/word/2018/wordml" xmlns:w16du="http://schemas.microsoft.com/office/word/2023/wordml/word16du" xmlns:w16sdtdh="http://schemas.microsoft.com/office/word/2020/wordml/sdtdatahash" xmlns:w16sdtfl="http://schemas.microsoft.com/office/word/2024/wordml/sdtformatlock" xmlns:w16se="http://schemas.microsoft.com/office/word/2015/wordml/symex" xmlns:wpg="http://schemas.microsoft.com/office/word/2010/wordprocessingGroup" xmlns:wpi="http://schemas.microsoft.com/office/word/2010/wordprocessingInk" xmlns:wne="http://schemas.microsoft.com/office/word/2006/wordml" xmlns:wps="http://schemas.microsoft.com/office/word/2010/wordprocessingShape" mc:Ignorable="w14 w15 w16se w16cid w16 w16cex w16sdtdh w16sdtfl w16du wp14">
+<w:ftr xmlns:wpc="http://schemas.microsoft.com/office/word/2010/wordprocessingCanvas" xmlns:cx="http://schemas.microsoft.com/office/drawing/2014/chartex" xmlns:cx1="http://schemas.microsoft.com/office/drawing/2015/9/8/chartex" xmlns:cx2="http://schemas.microsoft.com/office/drawing/2015/10/21/chartex" xmlns:cx3="http://schemas.microsoft.com/office/drawing/2016/5/9/chartex" xmlns:cx4="http://schemas.microsoft.com/office/drawing/2016/5/10/chartex" xmlns:cx5="http://schemas.microsoft.com/office/drawing/2016/5/11/chartex" xmlns:cx6="http://schemas.microsoft.com/office/drawing/2016/5/12/chartex" xmlns:cx7="http://schemas.microsoft.com/office/drawing/2016/5/13/chartex" xmlns:cx8="http://schemas.microsoft.com/office/drawing/2016/5/14/chartex" xmlns:mc="http://schemas.openxmlformats.org/markup-compatibility/2006" xmlns:aink="http://schemas.microsoft.com/office/drawing/2016/ink" xmlns:am3d="http://schemas.microsoft.com/office/drawing/2017/model3d" xmlns:o="urn:schemas-microsoft-com:office:office" xmlns:oel="http://schemas.microsoft.com/office/2019/extlst" xmlns:r="http://schemas.openxmlformats.org/officeDocument/2006/relationships" xmlns:m="http://schemas.openxmlformats.org/officeDocument/2006/math" xmlns:v="urn:schemas-microsoft-com:vml" xmlns:wp14="http://schemas.microsoft.com/office/word/2010/wordprocessingDrawing" xmlns:wp="http://schemas.openxmlformats.org/drawingml/2006/wordprocessingDrawing" xmlns:w10="urn:schemas-microsoft-com:office:word" xmlns:w="http://schemas.openxmlformats.org/wordprocessingml/2006/main" xmlns:w14="http://schemas.microsoft.com/office/word/2010/wordml" xmlns:w15="http://schemas.microsoft.com/office/word/2012/wordml" xmlns:w16cei="http://schemas.microsoft.com/office/word/2026/wordml/cei" xmlns:w16cex="http://schemas.microsoft.com/office/word/2018/wordml/cex" xmlns:w16cid="http://schemas.microsoft.com/office/word/2016/wordml/cid" xmlns:w16="http://schemas.microsoft.com/office/word/2018/wordml" xmlns:w16du="http://schemas.microsoft.com/office/word/2023/wordml/word16du" xmlns:w16sdtdh="http://schemas.microsoft.com/office/word/2020/wordml/sdtdatahash" xmlns:w16sdtfl="http://schemas.microsoft.com/office/word/2024/wordml/sdtformatlock" xmlns:w16se="http://schemas.microsoft.com/office/word/2015/wordml/symex" xmlns:wpg="http://schemas.microsoft.com/office/word/2010/wordprocessingGroup" xmlns:wpi="http://schemas.microsoft.com/office/word/2010/wordprocessingInk" xmlns:wne="http://schemas.microsoft.com/office/word/2006/wordml" xmlns:wps="http://schemas.microsoft.com/office/word/2010/wordprocessingShape" mc:Ignorable="w14 w15 w16se w16cid w16 w16cex w16sdtdh w16sdtfl w16du wp14">
   <w:p>
     <w:pPr>
       <w:pStyle w:val="a5"/>
@@ -19686,7 +20660,7 @@
 </file>
 
 <file path=word/footnotes.xml><?xml version="1.0" encoding="utf-8"?>
-<w:footnotes xmlns:wpc="http://schemas.microsoft.com/office/word/2010/wordprocessingCanvas" xmlns:cx="http://schemas.microsoft.com/office/drawing/2014/chartex" xmlns:cx1="http://schemas.microsoft.com/office/drawing/2015/9/8/chartex" xmlns:cx2="http://schemas.microsoft.com/office/drawing/2015/10/21/chartex" xmlns:cx3="http://schemas.microsoft.com/office/drawing/2016/5/9/chartex" xmlns:cx4="http://schemas.microsoft.com/office/drawing/2016/5/10/chartex" xmlns:cx5="http://schemas.microsoft.com/office/drawing/2016/5/11/chartex" xmlns:cx6="http://schemas.microsoft.com/office/drawing/2016/5/12/chartex" xmlns:cx7="http://schemas.microsoft.com/office/drawing/2016/5/13/chartex" xmlns:cx8="http://schemas.microsoft.com/office/drawing/2016/5/14/chartex" xmlns:mc="http://schemas.openxmlformats.org/markup-compatibility/2006" xmlns:aink="http://schemas.microsoft.com/office/drawing/2016/ink" xmlns:am3d="http://schemas.microsoft.com/office/drawing/2017/model3d" xmlns:o="urn:schemas-microsoft-com:office:office" xmlns:oel="http://schemas.microsoft.com/office/2019/extlst" xmlns:r="http://schemas.openxmlformats.org/officeDocument/2006/relationships" xmlns:m="http://schemas.openxmlformats.org/officeDocument/2006/math" xmlns:v="urn:schemas-microsoft-com:vml" xmlns:wp14="http://schemas.microsoft.com/office/word/2010/wordprocessingDrawing" xmlns:wp="http://schemas.openxmlformats.org/drawingml/2006/wordprocessingDrawing" xmlns:w10="urn:schemas-microsoft-com:office:word" xmlns:w="http://schemas.openxmlformats.org/wordprocessingml/2006/main" xmlns:w14="http://schemas.microsoft.com/office/word/2010/wordml" xmlns:w15="http://schemas.microsoft.com/office/word/2012/wordml" xmlns:w16cex="http://schemas.microsoft.com/office/word/2018/wordml/cex" xmlns:w16cid="http://schemas.microsoft.com/office/word/2016/wordml/cid" xmlns:w16="http://schemas.microsoft.com/office/word/2018/wordml" xmlns:w16du="http://schemas.microsoft.com/office/word/2023/wordml/word16du" xmlns:w16sdtdh="http://schemas.microsoft.com/office/word/2020/wordml/sdtdatahash" xmlns:w16sdtfl="http://schemas.microsoft.com/office/word/2024/wordml/sdtformatlock" xmlns:w16se="http://schemas.microsoft.com/office/word/2015/wordml/symex" xmlns:wpg="http://schemas.microsoft.com/office/word/2010/wordprocessingGroup" xmlns:wpi="http://schemas.microsoft.com/office/word/2010/wordprocessingInk" xmlns:wne="http://schemas.microsoft.com/office/word/2006/wordml" xmlns:wps="http://schemas.microsoft.com/office/word/2010/wordprocessingShape" mc:Ignorable="w14 w15 w16se w16cid w16 w16cex w16sdtdh w16sdtfl w16du wp14">
+<w:footnotes xmlns:wpc="http://schemas.microsoft.com/office/word/2010/wordprocessingCanvas" xmlns:cx="http://schemas.microsoft.com/office/drawing/2014/chartex" xmlns:cx1="http://schemas.microsoft.com/office/drawing/2015/9/8/chartex" xmlns:cx2="http://schemas.microsoft.com/office/drawing/2015/10/21/chartex" xmlns:cx3="http://schemas.microsoft.com/office/drawing/2016/5/9/chartex" xmlns:cx4="http://schemas.microsoft.com/office/drawing/2016/5/10/chartex" xmlns:cx5="http://schemas.microsoft.com/office/drawing/2016/5/11/chartex" xmlns:cx6="http://schemas.microsoft.com/office/drawing/2016/5/12/chartex" xmlns:cx7="http://schemas.microsoft.com/office/drawing/2016/5/13/chartex" xmlns:cx8="http://schemas.microsoft.com/office/drawing/2016/5/14/chartex" xmlns:mc="http://schemas.openxmlformats.org/markup-compatibility/2006" xmlns:aink="http://schemas.microsoft.com/office/drawing/2016/ink" xmlns:am3d="http://schemas.microsoft.com/office/drawing/2017/model3d" xmlns:o="urn:schemas-microsoft-com:office:office" xmlns:oel="http://schemas.microsoft.com/office/2019/extlst" xmlns:r="http://schemas.openxmlformats.org/officeDocument/2006/relationships" xmlns:m="http://schemas.openxmlformats.org/officeDocument/2006/math" xmlns:v="urn:schemas-microsoft-com:vml" xmlns:wp14="http://schemas.microsoft.com/office/word/2010/wordprocessingDrawing" xmlns:wp="http://schemas.openxmlformats.org/drawingml/2006/wordprocessingDrawing" xmlns:w10="urn:schemas-microsoft-com:office:word" xmlns:w="http://schemas.openxmlformats.org/wordprocessingml/2006/main" xmlns:w14="http://schemas.microsoft.com/office/word/2010/wordml" xmlns:w15="http://schemas.microsoft.com/office/word/2012/wordml" xmlns:w16cei="http://schemas.microsoft.com/office/word/2026/wordml/cei" xmlns:w16cex="http://schemas.microsoft.com/office/word/2018/wordml/cex" xmlns:w16cid="http://schemas.microsoft.com/office/word/2016/wordml/cid" xmlns:w16="http://schemas.microsoft.com/office/word/2018/wordml" xmlns:w16du="http://schemas.microsoft.com/office/word/2023/wordml/word16du" xmlns:w16sdtdh="http://schemas.microsoft.com/office/word/2020/wordml/sdtdatahash" xmlns:w16sdtfl="http://schemas.microsoft.com/office/word/2024/wordml/sdtformatlock" xmlns:w16se="http://schemas.microsoft.com/office/word/2015/wordml/symex" xmlns:wpg="http://schemas.microsoft.com/office/word/2010/wordprocessingGroup" xmlns:wpi="http://schemas.microsoft.com/office/word/2010/wordprocessingInk" xmlns:wne="http://schemas.microsoft.com/office/word/2006/wordml" xmlns:wps="http://schemas.microsoft.com/office/word/2010/wordprocessingShape" mc:Ignorable="w14 w15 w16se w16cid w16 w16cex w16sdtdh w16sdtfl w16du wp14">
   <w:footnote w:type="separator" w:id="-1">
     <w:p>
       <w:pPr>
@@ -19711,7 +20685,7 @@
 </file>
 
 <file path=word/header1.xml><?xml version="1.0" encoding="utf-8"?>
-<w:hdr xmlns:wpc="http://schemas.microsoft.com/office/word/2010/wordprocessingCanvas" xmlns:cx="http://schemas.microsoft.com/office/drawing/2014/chartex" xmlns:cx1="http://schemas.microsoft.com/office/drawing/2015/9/8/chartex" xmlns:cx2="http://schemas.microsoft.com/office/drawing/2015/10/21/chartex" xmlns:cx3="http://schemas.microsoft.com/office/drawing/2016/5/9/chartex" xmlns:cx4="http://schemas.microsoft.com/office/drawing/2016/5/10/chartex" xmlns:cx5="http://schemas.microsoft.com/office/drawing/2016/5/11/chartex" xmlns:cx6="http://schemas.microsoft.com/office/drawing/2016/5/12/chartex" xmlns:cx7="http://schemas.microsoft.com/office/drawing/2016/5/13/chartex" xmlns:cx8="http://schemas.microsoft.com/office/drawing/2016/5/14/chartex" xmlns:mc="http://schemas.openxmlformats.org/markup-compatibility/2006" xmlns:aink="http://schemas.microsoft.com/office/drawing/2016/ink" xmlns:am3d="http://schemas.microsoft.com/office/drawing/2017/model3d" xmlns:o="urn:schemas-microsoft-com:office:office" xmlns:oel="http://schemas.microsoft.com/office/2019/extlst" xmlns:r="http://schemas.openxmlformats.org/officeDocument/2006/relationships" xmlns:m="http://schemas.openxmlformats.org/officeDocument/2006/math" xmlns:v="urn:schemas-microsoft-com:vml" xmlns:wp14="http://schemas.microsoft.com/office/word/2010/wordprocessingDrawing" xmlns:wp="http://schemas.openxmlformats.org/drawingml/2006/wordprocessingDrawing" xmlns:w10="urn:schemas-microsoft-com:office:word" xmlns:w="http://schemas.openxmlformats.org/wordprocessingml/2006/main" xmlns:w14="http://schemas.microsoft.com/office/word/2010/wordml" xmlns:w15="http://schemas.microsoft.com/office/word/2012/wordml" xmlns:w16cex="http://schemas.microsoft.com/office/word/2018/wordml/cex" xmlns:w16cid="http://schemas.microsoft.com/office/word/2016/wordml/cid" xmlns:w16="http://schemas.microsoft.com/office/word/2018/wordml" xmlns:w16du="http://schemas.microsoft.com/office/word/2023/wordml/word16du" xmlns:w16sdtdh="http://schemas.microsoft.com/office/word/2020/wordml/sdtdatahash" xmlns:w16sdtfl="http://schemas.microsoft.com/office/word/2024/wordml/sdtformatlock" xmlns:w16se="http://schemas.microsoft.com/office/word/2015/wordml/symex" xmlns:wpg="http://schemas.microsoft.com/office/word/2010/wordprocessingGroup" xmlns:wpi="http://schemas.microsoft.com/office/word/2010/wordprocessingInk" xmlns:wne="http://schemas.microsoft.com/office/word/2006/wordml" xmlns:wps="http://schemas.microsoft.com/office/word/2010/wordprocessingShape" mc:Ignorable="w14 w15 w16se w16cid w16 w16cex w16sdtdh w16sdtfl w16du wp14">
+<w:hdr xmlns:wpc="http://schemas.microsoft.com/office/word/2010/wordprocessingCanvas" xmlns:cx="http://schemas.microsoft.com/office/drawing/2014/chartex" xmlns:cx1="http://schemas.microsoft.com/office/drawing/2015/9/8/chartex" xmlns:cx2="http://schemas.microsoft.com/office/drawing/2015/10/21/chartex" xmlns:cx3="http://schemas.microsoft.com/office/drawing/2016/5/9/chartex" xmlns:cx4="http://schemas.microsoft.com/office/drawing/2016/5/10/chartex" xmlns:cx5="http://schemas.microsoft.com/office/drawing/2016/5/11/chartex" xmlns:cx6="http://schemas.microsoft.com/office/drawing/2016/5/12/chartex" xmlns:cx7="http://schemas.microsoft.com/office/drawing/2016/5/13/chartex" xmlns:cx8="http://schemas.microsoft.com/office/drawing/2016/5/14/chartex" xmlns:mc="http://schemas.openxmlformats.org/markup-compatibility/2006" xmlns:aink="http://schemas.microsoft.com/office/drawing/2016/ink" xmlns:am3d="http://schemas.microsoft.com/office/drawing/2017/model3d" xmlns:o="urn:schemas-microsoft-com:office:office" xmlns:oel="http://schemas.microsoft.com/office/2019/extlst" xmlns:r="http://schemas.openxmlformats.org/officeDocument/2006/relationships" xmlns:m="http://schemas.openxmlformats.org/officeDocument/2006/math" xmlns:v="urn:schemas-microsoft-com:vml" xmlns:wp14="http://schemas.microsoft.com/office/word/2010/wordprocessingDrawing" xmlns:wp="http://schemas.openxmlformats.org/drawingml/2006/wordprocessingDrawing" xmlns:w10="urn:schemas-microsoft-com:office:word" xmlns:w="http://schemas.openxmlformats.org/wordprocessingml/2006/main" xmlns:w14="http://schemas.microsoft.com/office/word/2010/wordml" xmlns:w15="http://schemas.microsoft.com/office/word/2012/wordml" xmlns:w16cei="http://schemas.microsoft.com/office/word/2026/wordml/cei" xmlns:w16cex="http://schemas.microsoft.com/office/word/2018/wordml/cex" xmlns:w16cid="http://schemas.microsoft.com/office/word/2016/wordml/cid" xmlns:w16="http://schemas.microsoft.com/office/word/2018/wordml" xmlns:w16du="http://schemas.microsoft.com/office/word/2023/wordml/word16du" xmlns:w16sdtdh="http://schemas.microsoft.com/office/word/2020/wordml/sdtdatahash" xmlns:w16sdtfl="http://schemas.microsoft.com/office/word/2024/wordml/sdtformatlock" xmlns:w16se="http://schemas.microsoft.com/office/word/2015/wordml/symex" xmlns:wpg="http://schemas.microsoft.com/office/word/2010/wordprocessingGroup" xmlns:wpi="http://schemas.microsoft.com/office/word/2010/wordprocessingInk" xmlns:wne="http://schemas.microsoft.com/office/word/2006/wordml" xmlns:wps="http://schemas.microsoft.com/office/word/2010/wordprocessingShape" mc:Ignorable="w14 w15 w16se w16cid w16 w16cex w16sdtdh w16sdtfl w16du wp14">
   <w:p>
     <w:pPr>
       <w:pStyle w:val="a4"/>
@@ -19725,14 +20699,32 @@
         <w:color w:val="667085"/>
         <w:sz w:val="16"/>
       </w:rPr>
-      <w:t>DIRECTX 12 EFFECT LIBRARY  /  INTEGRATION &amp; API MANUAL</w:t>
+      <w:t xml:space="preserve">DIRECTX 12 EFFECT </w:t>
+    </w:r>
+    <w:proofErr w:type="gramStart"/>
+    <w:r>
+      <w:rPr>
+        <w:b/>
+        <w:color w:val="667085"/>
+        <w:sz w:val="16"/>
+      </w:rPr>
+      <w:t>LIBRARY  /</w:t>
+    </w:r>
+    <w:proofErr w:type="gramEnd"/>
+    <w:r>
+      <w:rPr>
+        <w:b/>
+        <w:color w:val="667085"/>
+        <w:sz w:val="16"/>
+      </w:rPr>
+      <w:t xml:space="preserve">  INTEGRATION &amp; API MANUAL</w:t>
     </w:r>
   </w:p>
 </w:hdr>
 </file>
 
 <file path=word/numbering.xml><?xml version="1.0" encoding="utf-8"?>
-<w:numbering xmlns:wpc="http://schemas.microsoft.com/office/word/2010/wordprocessingCanvas" xmlns:cx="http://schemas.microsoft.com/office/drawing/2014/chartex" xmlns:cx1="http://schemas.microsoft.com/office/drawing/2015/9/8/chartex" xmlns:cx2="http://schemas.microsoft.com/office/drawing/2015/10/21/chartex" xmlns:cx3="http://schemas.microsoft.com/office/drawing/2016/5/9/chartex" xmlns:cx4="http://schemas.microsoft.com/office/drawing/2016/5/10/chartex" xmlns:cx5="http://schemas.microsoft.com/office/drawing/2016/5/11/chartex" xmlns:cx6="http://schemas.microsoft.com/office/drawing/2016/5/12/chartex" xmlns:cx7="http://schemas.microsoft.com/office/drawing/2016/5/13/chartex" xmlns:cx8="http://schemas.microsoft.com/office/drawing/2016/5/14/chartex" xmlns:mc="http://schemas.openxmlformats.org/markup-compatibility/2006" xmlns:aink="http://schemas.microsoft.com/office/drawing/2016/ink" xmlns:am3d="http://schemas.microsoft.com/office/drawing/2017/model3d" xmlns:o="urn:schemas-microsoft-com:office:office" xmlns:oel="http://schemas.microsoft.com/office/2019/extlst" xmlns:r="http://schemas.openxmlformats.org/officeDocument/2006/relationships" xmlns:m="http://schemas.openxmlformats.org/officeDocument/2006/math" xmlns:v="urn:schemas-microsoft-com:vml" xmlns:wp14="http://schemas.microsoft.com/office/word/2010/wordprocessingDrawing" xmlns:wp="http://schemas.openxmlformats.org/drawingml/2006/wordprocessingDrawing" xmlns:w10="urn:schemas-microsoft-com:office:word" xmlns:w="http://schemas.openxmlformats.org/wordprocessingml/2006/main" xmlns:w14="http://schemas.microsoft.com/office/word/2010/wordml" xmlns:w15="http://schemas.microsoft.com/office/word/2012/wordml" xmlns:w16cex="http://schemas.microsoft.com/office/word/2018/wordml/cex" xmlns:w16cid="http://schemas.microsoft.com/office/word/2016/wordml/cid" xmlns:w16="http://schemas.microsoft.com/office/word/2018/wordml" xmlns:w16du="http://schemas.microsoft.com/office/word/2023/wordml/word16du" xmlns:w16sdtdh="http://schemas.microsoft.com/office/word/2020/wordml/sdtdatahash" xmlns:w16sdtfl="http://schemas.microsoft.com/office/word/2024/wordml/sdtformatlock" xmlns:w16se="http://schemas.microsoft.com/office/word/2015/wordml/symex" xmlns:wpg="http://schemas.microsoft.com/office/word/2010/wordprocessingGroup" xmlns:wpi="http://schemas.microsoft.com/office/word/2010/wordprocessingInk" xmlns:wne="http://schemas.microsoft.com/office/word/2006/wordml" xmlns:wps="http://schemas.microsoft.com/office/word/2010/wordprocessingShape" mc:Ignorable="w14 w15 w16se w16cid w16 w16cex w16sdtdh w16sdtfl w16du wp14">
+<w:numbering xmlns:wpc="http://schemas.microsoft.com/office/word/2010/wordprocessingCanvas" xmlns:cx="http://schemas.microsoft.com/office/drawing/2014/chartex" xmlns:cx1="http://schemas.microsoft.com/office/drawing/2015/9/8/chartex" xmlns:cx2="http://schemas.microsoft.com/office/drawing/2015/10/21/chartex" xmlns:cx3="http://schemas.microsoft.com/office/drawing/2016/5/9/chartex" xmlns:cx4="http://schemas.microsoft.com/office/drawing/2016/5/10/chartex" xmlns:cx5="http://schemas.microsoft.com/office/drawing/2016/5/11/chartex" xmlns:cx6="http://schemas.microsoft.com/office/drawing/2016/5/12/chartex" xmlns:cx7="http://schemas.microsoft.com/office/drawing/2016/5/13/chartex" xmlns:cx8="http://schemas.microsoft.com/office/drawing/2016/5/14/chartex" xmlns:mc="http://schemas.openxmlformats.org/markup-compatibility/2006" xmlns:aink="http://schemas.microsoft.com/office/drawing/2016/ink" xmlns:am3d="http://schemas.microsoft.com/office/drawing/2017/model3d" xmlns:o="urn:schemas-microsoft-com:office:office" xmlns:oel="http://schemas.microsoft.com/office/2019/extlst" xmlns:r="http://schemas.openxmlformats.org/officeDocument/2006/relationships" xmlns:m="http://schemas.openxmlformats.org/officeDocument/2006/math" xmlns:v="urn:schemas-microsoft-com:vml" xmlns:wp14="http://schemas.microsoft.com/office/word/2010/wordprocessingDrawing" xmlns:wp="http://schemas.openxmlformats.org/drawingml/2006/wordprocessingDrawing" xmlns:w10="urn:schemas-microsoft-com:office:word" xmlns:w="http://schemas.openxmlformats.org/wordprocessingml/2006/main" xmlns:w14="http://schemas.microsoft.com/office/word/2010/wordml" xmlns:w15="http://schemas.microsoft.com/office/word/2012/wordml" xmlns:w16cei="http://schemas.microsoft.com/office/word/2026/wordml/cei" xmlns:w16cex="http://schemas.microsoft.com/office/word/2018/wordml/cex" xmlns:w16cid="http://schemas.microsoft.com/office/word/2016/wordml/cid" xmlns:w16="http://schemas.microsoft.com/office/word/2018/wordml" xmlns:w16du="http://schemas.microsoft.com/office/word/2023/wordml/word16du" xmlns:w16sdtdh="http://schemas.microsoft.com/office/word/2020/wordml/sdtdatahash" xmlns:w16sdtfl="http://schemas.microsoft.com/office/word/2024/wordml/sdtformatlock" xmlns:w16se="http://schemas.microsoft.com/office/word/2015/wordml/symex" xmlns:wpg="http://schemas.microsoft.com/office/word/2010/wordprocessingGroup" xmlns:wpi="http://schemas.microsoft.com/office/word/2010/wordprocessingInk" xmlns:wne="http://schemas.microsoft.com/office/word/2006/wordml" xmlns:wps="http://schemas.microsoft.com/office/word/2010/wordprocessingShape" mc:Ignorable="w14 w15 w16se w16cid w16 w16cex w16sdtdh w16sdtfl w16du wp14">
   <w:abstractNum w:abstractNumId="0" w15:restartNumberingAfterBreak="0">
     <w:nsid w:val="FFFFFF7C"/>
     <w:multiLevelType w:val="singleLevel"/>
@@ -20683,6 +21675,7 @@
   <w:style w:type="character" w:default="1" w:styleId="a1">
     <w:name w:val="Default Paragraph Font"/>
     <w:uiPriority w:val="1"/>
+    <w:semiHidden/>
     <w:unhideWhenUsed/>
   </w:style>
   <w:style w:type="table" w:default="1" w:styleId="a2">
